--- a/saque_rp.docx
+++ b/saque_rp.docx
@@ -39,74 +39,43 @@
         <w:rPr>
           <w:rFonts w:ascii="Arial Narrow" w:eastAsia="Arial Narrow" w:hAnsi="Arial Narrow" w:cs="Arial Narrow"/>
         </w:rPr>
-        <w:t xml:space="preserve">O processo em tela foi instaurado  </w:t>
-      </w:r>
-      <w:r>
-        <w:rPr>
-          <w:rFonts w:ascii="Arial Narrow" w:eastAsia="Arial Narrow" w:hAnsi="Arial Narrow" w:cs="Arial Narrow"/>
-          <w:b/>
-          <w:bCs/>
-          <w:color w:val="EE0000"/>
-          <w:sz w:val="28"/>
-          <w:szCs w:val="28"/>
-        </w:rPr>
-        <w:fldChar w:fldCharType="begin"/>
-      </w:r>
-      <w:r>
-        <w:rPr>
-          <w:rFonts w:ascii="Arial Narrow" w:eastAsia="Arial Narrow" w:hAnsi="Arial Narrow" w:cs="Arial Narrow"/>
-          <w:b/>
-          <w:bCs/>
-          <w:color w:val="EE0000"/>
-          <w:sz w:val="28"/>
-          <w:szCs w:val="28"/>
-        </w:rPr>
-        <w:instrText xml:space="preserve"> MERGEFIELD "Tipo_de_demanda" </w:instrText>
-      </w:r>
-      <w:r>
-        <w:rPr>
-          <w:rFonts w:ascii="Arial Narrow" w:eastAsia="Arial Narrow" w:hAnsi="Arial Narrow" w:cs="Arial Narrow"/>
-          <w:b/>
-          <w:bCs/>
-          <w:color w:val="EE0000"/>
-          <w:sz w:val="28"/>
-          <w:szCs w:val="28"/>
-        </w:rPr>
-        <w:fldChar w:fldCharType="separate"/>
-      </w:r>
-      <w:r>
-        <w:rPr>
-          <w:rFonts w:ascii="Arial Narrow" w:eastAsia="Arial Narrow" w:hAnsi="Arial Narrow" w:cs="Arial Narrow"/>
-          <w:b/>
-          <w:bCs/>
-          <w:noProof/>
-          <w:color w:val="EE0000"/>
-          <w:sz w:val="28"/>
-          <w:szCs w:val="28"/>
-        </w:rPr>
-        <w:t>{{Tipo_de_demanda</w:t>
-      </w:r>
-      <w:r>
-        <w:rPr>
-          <w:rFonts w:ascii="Arial Narrow" w:eastAsia="Arial Narrow" w:hAnsi="Arial Narrow" w:cs="Arial Narrow"/>
-          <w:b/>
-          <w:bCs/>
-          <w:color w:val="EE0000"/>
-          <w:sz w:val="28"/>
-          <w:szCs w:val="28"/>
-        </w:rPr>
-        <w:fldChar w:fldCharType="end"/>
-      </w:r>
-      <w:r>
-        <w:rPr>
-          <w:rFonts w:ascii="Arial Narrow" w:eastAsia="Arial Narrow" w:hAnsi="Arial Narrow" w:cs="Arial Narrow"/>
-          <w:b/>
-          <w:bCs/>
-          <w:color w:val="EE0000"/>
-          <w:sz w:val="28"/>
-          <w:szCs w:val="28"/>
-        </w:rPr>
-        <w:t xml:space="preserve">}} </w:t>
+        <w:t xml:space="preserve">O processo em tela foi instaurado </w:t>
+      </w:r>
+      <w:r>
+        <w:rPr>
+          <w:rFonts w:ascii="Arial Narrow" w:eastAsia="Arial Narrow" w:hAnsi="Arial Narrow" w:cs="Arial Narrow"/>
+        </w:rPr>
+        <w:t>{{</w:t>
+      </w:r>
+      <w:r>
+        <w:rPr>
+          <w:rFonts w:ascii="Arial Narrow" w:eastAsia="Arial Narrow" w:hAnsi="Arial Narrow" w:cs="Arial Narrow"/>
+        </w:rPr>
+        <w:t xml:space="preserve"> </w:t>
+      </w:r>
+      <w:r>
+        <w:rPr>
+          <w:rFonts w:ascii="Arial Narrow" w:eastAsia="Arial Narrow" w:hAnsi="Arial Narrow" w:cs="Arial Narrow"/>
+        </w:rPr>
+        <w:t>Tipo_de_demanda</w:t>
+      </w:r>
+      <w:r>
+        <w:rPr>
+          <w:rFonts w:ascii="Arial Narrow" w:eastAsia="Arial Narrow" w:hAnsi="Arial Narrow" w:cs="Arial Narrow"/>
+        </w:rPr>
+        <w:t xml:space="preserve"> </w:t>
+      </w:r>
+      <w:r>
+        <w:rPr>
+          <w:rFonts w:ascii="Arial Narrow" w:eastAsia="Arial Narrow" w:hAnsi="Arial Narrow" w:cs="Arial Narrow"/>
+        </w:rPr>
+        <w:t>}}</w:t>
+      </w:r>
+      <w:r>
+        <w:rPr>
+          <w:rFonts w:ascii="Arial Narrow" w:eastAsia="Arial Narrow" w:hAnsi="Arial Narrow" w:cs="Arial Narrow"/>
+        </w:rPr>
+        <w:t xml:space="preserve"> </w:t>
       </w:r>
       <w:r>
         <w:rPr>
@@ -179,286 +148,243 @@
       <w:r>
         <w:rPr>
           <w:rFonts w:ascii="Arial Narrow" w:eastAsia="Arial Narrow" w:hAnsi="Arial Narrow" w:cs="Arial Narrow"/>
+        </w:rPr>
+        <w:t>{{</w:t>
+      </w:r>
+      <w:r>
+        <w:rPr>
+          <w:rFonts w:ascii="Arial Narrow" w:eastAsia="Arial Narrow" w:hAnsi="Arial Narrow" w:cs="Arial Narrow"/>
+        </w:rPr>
+        <w:t xml:space="preserve"> </w:t>
+      </w:r>
+      <w:r>
+        <w:rPr>
+          <w:rFonts w:ascii="Arial Narrow" w:eastAsia="Arial Narrow" w:hAnsi="Arial Narrow" w:cs="Arial Narrow"/>
+        </w:rPr>
+        <w:t>Medicamento</w:t>
+      </w:r>
+      <w:r>
+        <w:rPr>
+          <w:rFonts w:ascii="Arial Narrow" w:eastAsia="Arial Narrow" w:hAnsi="Arial Narrow" w:cs="Arial Narrow"/>
+        </w:rPr>
+        <w:t xml:space="preserve"> </w:t>
+      </w:r>
+      <w:r>
+        <w:rPr>
+          <w:rFonts w:ascii="Arial Narrow" w:eastAsia="Arial Narrow" w:hAnsi="Arial Narrow" w:cs="Arial Narrow"/>
+        </w:rPr>
+        <w:t xml:space="preserve">}} </w:t>
+      </w:r>
+      <w:r>
+        <w:rPr>
+          <w:rFonts w:ascii="Arial Narrow" w:eastAsia="Arial Narrow" w:hAnsi="Arial Narrow" w:cs="Arial Narrow"/>
+        </w:rPr>
+        <w:t xml:space="preserve"> que atenderá aos pacientes cadastrados  por um período aproximado de </w:t>
+      </w:r>
+      <w:r>
+        <w:rPr>
+          <w:rFonts w:ascii="Arial Narrow" w:eastAsia="Arial Narrow" w:hAnsi="Arial Narrow" w:cs="Arial Narrow"/>
+        </w:rPr>
+        <w:t>{</w:t>
+      </w:r>
+      <w:r>
+        <w:rPr>
+          <w:rFonts w:ascii="Arial Narrow" w:eastAsia="Arial Narrow" w:hAnsi="Arial Narrow" w:cs="Arial Narrow"/>
+        </w:rPr>
+        <w:t xml:space="preserve"> </w:t>
+      </w:r>
+      <w:r>
+        <w:rPr>
+          <w:rFonts w:ascii="Arial Narrow" w:eastAsia="Arial Narrow" w:hAnsi="Arial Narrow" w:cs="Arial Narrow"/>
+        </w:rPr>
+        <w:t>{Nº_Meses</w:t>
+      </w:r>
+      <w:r>
+        <w:rPr>
+          <w:rFonts w:ascii="Arial Narrow" w:eastAsia="Arial Narrow" w:hAnsi="Arial Narrow" w:cs="Arial Narrow"/>
+        </w:rPr>
+        <w:t xml:space="preserve"> </w:t>
+      </w:r>
+      <w:r>
+        <w:rPr>
+          <w:rFonts w:ascii="Arial Narrow" w:eastAsia="Arial Narrow" w:hAnsi="Arial Narrow" w:cs="Arial Narrow"/>
+        </w:rPr>
+        <w:t>}}</w:t>
+      </w:r>
+      <w:r>
+        <w:rPr>
+          <w:rFonts w:ascii="Arial Narrow" w:eastAsia="Arial Narrow" w:hAnsi="Arial Narrow" w:cs="Arial Narrow"/>
+        </w:rPr>
+        <w:t xml:space="preserve"> </w:t>
+      </w:r>
+      <w:r>
+        <w:rPr>
+          <w:rFonts w:ascii="Arial Narrow" w:eastAsia="Arial Narrow" w:hAnsi="Arial Narrow" w:cs="Arial Narrow"/>
+        </w:rPr>
+        <w:t xml:space="preserve">meses,  considerando o estoque líquido de </w:t>
+      </w:r>
+      <w:r>
+        <w:rPr>
+          <w:rFonts w:ascii="Arial Narrow" w:eastAsia="Arial Narrow" w:hAnsi="Arial Narrow" w:cs="Arial Narrow"/>
+        </w:rPr>
+        <w:t>{{</w:t>
+      </w:r>
+      <w:r>
+        <w:rPr>
+          <w:rFonts w:ascii="Arial Narrow" w:eastAsia="Arial Narrow" w:hAnsi="Arial Narrow" w:cs="Arial Narrow"/>
+        </w:rPr>
+        <w:t xml:space="preserve"> </w:t>
+      </w:r>
+      <w:r>
+        <w:rPr>
+          <w:rFonts w:ascii="Arial Narrow" w:eastAsia="Arial Narrow" w:hAnsi="Arial Narrow" w:cs="Arial Narrow"/>
+        </w:rPr>
+        <w:t>Estoque_Liq</w:t>
+      </w:r>
+      <w:r>
+        <w:rPr>
+          <w:rFonts w:ascii="Arial Narrow" w:eastAsia="Arial Narrow" w:hAnsi="Arial Narrow" w:cs="Arial Narrow"/>
+        </w:rPr>
+        <w:t xml:space="preserve"> </w:t>
+      </w:r>
+      <w:r>
+        <w:rPr>
+          <w:rFonts w:ascii="Arial Narrow" w:eastAsia="Arial Narrow" w:hAnsi="Arial Narrow" w:cs="Arial Narrow"/>
+        </w:rPr>
+        <w:t xml:space="preserve">}} </w:t>
+      </w:r>
+      <w:r>
+        <w:rPr>
+          <w:rFonts w:ascii="Arial Narrow" w:eastAsia="Arial Narrow" w:hAnsi="Arial Narrow" w:cs="Arial Narrow"/>
+        </w:rPr>
+        <w:t xml:space="preserve"> </w:t>
+      </w:r>
+      <w:r>
+        <w:rPr>
+          <w:rFonts w:ascii="Arial Narrow" w:eastAsia="Arial Narrow" w:hAnsi="Arial Narrow" w:cs="Arial Narrow"/>
+        </w:rPr>
+        <w:t xml:space="preserve">unidades, o consumo médio mensal (CMM) de </w:t>
+      </w:r>
+      <w:r>
+        <w:rPr>
+          <w:rFonts w:ascii="Arial Narrow" w:eastAsia="Arial Narrow" w:hAnsi="Arial Narrow" w:cs="Arial Narrow"/>
+        </w:rPr>
+        <w:t>{{</w:t>
+      </w:r>
+      <w:r>
+        <w:rPr>
+          <w:rFonts w:ascii="Arial Narrow" w:eastAsia="Arial Narrow" w:hAnsi="Arial Narrow" w:cs="Arial Narrow"/>
+        </w:rPr>
+        <w:t xml:space="preserve"> </w:t>
+      </w:r>
+      <w:r>
+        <w:rPr>
+          <w:rFonts w:ascii="Arial Narrow" w:eastAsia="Arial Narrow" w:hAnsi="Arial Narrow" w:cs="Arial Narrow"/>
+        </w:rPr>
+        <w:t>CMM</w:t>
+      </w:r>
+      <w:r>
+        <w:rPr>
+          <w:rFonts w:ascii="Arial Narrow" w:eastAsia="Arial Narrow" w:hAnsi="Arial Narrow" w:cs="Arial Narrow"/>
+        </w:rPr>
+        <w:t xml:space="preserve"> </w:t>
+      </w:r>
+      <w:r>
+        <w:rPr>
+          <w:rFonts w:ascii="Arial Narrow" w:eastAsia="Arial Narrow" w:hAnsi="Arial Narrow" w:cs="Arial Narrow"/>
+        </w:rPr>
+        <w:t>}}</w:t>
+      </w:r>
+      <w:r>
+        <w:rPr>
+          <w:rFonts w:ascii="Arial Narrow" w:eastAsia="Arial Narrow" w:hAnsi="Arial Narrow" w:cs="Arial Narrow"/>
+        </w:rPr>
+        <w:t xml:space="preserve"> , as entregas pendentes de</w:t>
+      </w:r>
+      <w:r>
+        <w:rPr>
+          <w:rFonts w:ascii="Arial Narrow" w:eastAsia="Arial Narrow" w:hAnsi="Arial Narrow" w:cs="Arial Narrow"/>
+        </w:rPr>
+        <w:t xml:space="preserve"> </w:t>
+      </w:r>
+      <w:r>
+        <w:rPr>
+          <w:rFonts w:ascii="Arial Narrow" w:eastAsia="Arial Narrow" w:hAnsi="Arial Narrow" w:cs="Arial Narrow"/>
+        </w:rPr>
+        <w:t>{{</w:t>
+      </w:r>
+      <w:r>
+        <w:rPr>
+          <w:rFonts w:ascii="Arial Narrow" w:eastAsia="Arial Narrow" w:hAnsi="Arial Narrow" w:cs="Arial Narrow"/>
+        </w:rPr>
+        <w:t xml:space="preserve"> </w:t>
+      </w:r>
+      <w:r>
+        <w:rPr>
+          <w:rFonts w:ascii="Arial Narrow" w:eastAsia="Arial Narrow" w:hAnsi="Arial Narrow" w:cs="Arial Narrow"/>
+        </w:rPr>
+        <w:t>Pendencias_de_Entrega</w:t>
+      </w:r>
+      <w:r>
+        <w:rPr>
+          <w:rFonts w:ascii="Arial Narrow" w:eastAsia="Arial Narrow" w:hAnsi="Arial Narrow" w:cs="Arial Narrow"/>
+        </w:rPr>
+        <w:t xml:space="preserve"> </w:t>
+      </w:r>
+      <w:r>
+        <w:rPr>
+          <w:rFonts w:ascii="Arial Narrow" w:eastAsia="Arial Narrow" w:hAnsi="Arial Narrow" w:cs="Arial Narrow"/>
+        </w:rPr>
+        <w:t>}}</w:t>
+      </w:r>
+      <w:r>
+        <w:rPr>
+          <w:rFonts w:ascii="Arial Narrow" w:eastAsia="Arial Narrow" w:hAnsi="Arial Narrow" w:cs="Arial Narrow"/>
+        </w:rPr>
+        <w:t>, ajustado ao fator embalagem de</w:t>
+      </w:r>
+      <w:r>
+        <w:rPr>
+          <w:rFonts w:ascii="Arial Narrow" w:eastAsia="Arial Narrow" w:hAnsi="Arial Narrow" w:cs="Arial Narrow"/>
+        </w:rPr>
+        <w:t xml:space="preserve"> </w:t>
+      </w:r>
+      <w:r>
+        <w:rPr>
+          <w:rFonts w:ascii="Arial Narrow" w:eastAsia="Arial Narrow" w:hAnsi="Arial Narrow" w:cs="Arial Narrow"/>
+        </w:rPr>
+        <w:t>{{</w:t>
+      </w:r>
+      <w:r>
+        <w:rPr>
+          <w:rFonts w:ascii="Arial Narrow" w:eastAsia="Arial Narrow" w:hAnsi="Arial Narrow" w:cs="Arial Narrow"/>
+        </w:rPr>
+        <w:t xml:space="preserve"> </w:t>
+      </w:r>
+      <w:r>
+        <w:rPr>
+          <w:rFonts w:ascii="Arial Narrow" w:eastAsia="Arial Narrow" w:hAnsi="Arial Narrow" w:cs="Arial Narrow"/>
+        </w:rPr>
+        <w:t>FATOR_EMB</w:t>
+      </w:r>
+      <w:r>
+        <w:rPr>
+          <w:rFonts w:ascii="Arial Narrow" w:eastAsia="Arial Narrow" w:hAnsi="Arial Narrow" w:cs="Arial Narrow"/>
+        </w:rPr>
+        <w:t xml:space="preserve"> </w:t>
+      </w:r>
+      <w:r>
+        <w:rPr>
+          <w:rFonts w:ascii="Arial Narrow" w:eastAsia="Arial Narrow" w:hAnsi="Arial Narrow" w:cs="Arial Narrow"/>
+        </w:rPr>
+        <w:t>}}</w:t>
+      </w:r>
+      <w:r>
+        <w:rPr>
+          <w:rFonts w:ascii="Arial Narrow" w:eastAsia="Arial Narrow" w:hAnsi="Arial Narrow" w:cs="Arial Narrow"/>
           <w:b/>
-          <w:bCs/>
-        </w:rPr>
-        <w:fldChar w:fldCharType="begin"/>
-      </w:r>
-      <w:r>
-        <w:rPr>
-          <w:rFonts w:ascii="Arial Narrow" w:eastAsia="Arial Narrow" w:hAnsi="Arial Narrow" w:cs="Arial Narrow"/>
-          <w:b/>
-          <w:bCs/>
-        </w:rPr>
-        <w:instrText xml:space="preserve"> MERGEFIELD Medicamento </w:instrText>
-      </w:r>
-      <w:r>
-        <w:rPr>
-          <w:rFonts w:ascii="Arial Narrow" w:eastAsia="Arial Narrow" w:hAnsi="Arial Narrow" w:cs="Arial Narrow"/>
-          <w:b/>
-          <w:bCs/>
-        </w:rPr>
-        <w:fldChar w:fldCharType="separate"/>
-      </w:r>
-      <w:r>
-        <w:rPr>
-          <w:rFonts w:ascii="Arial Narrow" w:eastAsia="Arial Narrow" w:hAnsi="Arial Narrow" w:cs="Arial Narrow"/>
-          <w:b/>
-          <w:bCs/>
-          <w:noProof/>
-        </w:rPr>
-        <w:t>{{Medicamento</w:t>
-      </w:r>
-      <w:r>
-        <w:rPr>
-          <w:rFonts w:ascii="Arial Narrow" w:eastAsia="Arial Narrow" w:hAnsi="Arial Narrow" w:cs="Arial Narrow"/>
-          <w:b/>
-          <w:bCs/>
-        </w:rPr>
-        <w:fldChar w:fldCharType="end"/>
-      </w:r>
-      <w:r>
-        <w:rPr>
-          <w:rFonts w:ascii="Arial Narrow" w:eastAsia="Arial Narrow" w:hAnsi="Arial Narrow" w:cs="Arial Narrow"/>
-          <w:b/>
-          <w:bCs/>
-        </w:rPr>
-        <w:t>}}</w:t>
-      </w:r>
-      <w:r>
-        <w:rPr>
-          <w:rFonts w:ascii="Arial Narrow" w:eastAsia="Arial Narrow" w:hAnsi="Arial Narrow" w:cs="Arial Narrow"/>
-        </w:rPr>
-        <w:t xml:space="preserve">  que atenderá aos pacientes cadastrados  por um período aproximado de </w:t>
-      </w:r>
-      <w:r>
-        <w:rPr>
-          <w:rFonts w:ascii="Arial Narrow" w:eastAsia="Arial Narrow" w:hAnsi="Arial Narrow" w:cs="Arial Narrow"/>
-        </w:rPr>
-        <w:fldChar w:fldCharType="begin"/>
-      </w:r>
-      <w:r>
-        <w:rPr>
-          <w:rFonts w:ascii="Arial Narrow" w:eastAsia="Arial Narrow" w:hAnsi="Arial Narrow" w:cs="Arial Narrow"/>
-        </w:rPr>
-        <w:instrText xml:space="preserve"> MERGEFIELD Nº_Meses </w:instrText>
-      </w:r>
-      <w:r>
-        <w:rPr>
-          <w:rFonts w:ascii="Arial Narrow" w:eastAsia="Arial Narrow" w:hAnsi="Arial Narrow" w:cs="Arial Narrow"/>
-        </w:rPr>
-        <w:instrText>\#0,00</w:instrText>
-      </w:r>
-      <w:r>
-        <w:rPr>
-          <w:rFonts w:ascii="Arial Narrow" w:eastAsia="Arial Narrow" w:hAnsi="Arial Narrow" w:cs="Arial Narrow"/>
-        </w:rPr>
-        <w:instrText xml:space="preserve"> </w:instrText>
-      </w:r>
-      <w:r>
-        <w:rPr>
-          <w:rFonts w:ascii="Arial Narrow" w:eastAsia="Arial Narrow" w:hAnsi="Arial Narrow" w:cs="Arial Narrow"/>
-        </w:rPr>
-        <w:fldChar w:fldCharType="separate"/>
-      </w:r>
-      <w:r>
-        <w:rPr>
-          <w:rFonts w:ascii="Arial Narrow" w:eastAsia="Arial Narrow" w:hAnsi="Arial Narrow" w:cs="Arial Narrow"/>
-          <w:noProof/>
-        </w:rPr>
-        <w:t>{{Nº_Meses</w:t>
-      </w:r>
-      <w:r>
-        <w:rPr>
-          <w:rFonts w:ascii="Arial Narrow" w:eastAsia="Arial Narrow" w:hAnsi="Arial Narrow" w:cs="Arial Narrow"/>
-        </w:rPr>
-        <w:fldChar w:fldCharType="end"/>
-      </w:r>
-      <w:r>
-        <w:rPr>
-          <w:rFonts w:ascii="Arial Narrow" w:eastAsia="Arial Narrow" w:hAnsi="Arial Narrow" w:cs="Arial Narrow"/>
-        </w:rPr>
-        <w:t>}}</w:t>
-      </w:r>
-      <w:r>
-        <w:rPr>
-          <w:rFonts w:ascii="Arial Narrow" w:eastAsia="Arial Narrow" w:hAnsi="Arial Narrow" w:cs="Arial Narrow"/>
-        </w:rPr>
-        <w:t xml:space="preserve"> </w:t>
-      </w:r>
-      <w:r>
-        <w:rPr>
-          <w:rFonts w:ascii="Arial Narrow" w:eastAsia="Arial Narrow" w:hAnsi="Arial Narrow" w:cs="Arial Narrow"/>
-        </w:rPr>
-        <w:t xml:space="preserve">meses,  considerando o estoque líquido de </w:t>
-      </w:r>
-      <w:r>
-        <w:rPr>
-          <w:rFonts w:ascii="Arial Narrow" w:eastAsia="Arial Narrow" w:hAnsi="Arial Narrow" w:cs="Arial Narrow"/>
-        </w:rPr>
-        <w:fldChar w:fldCharType="begin"/>
-      </w:r>
-      <w:r>
-        <w:rPr>
-          <w:rFonts w:ascii="Arial Narrow" w:eastAsia="Arial Narrow" w:hAnsi="Arial Narrow" w:cs="Arial Narrow"/>
-        </w:rPr>
-        <w:instrText xml:space="preserve"> MERGEFIELD "Estoque_Liq" </w:instrText>
-      </w:r>
-      <w:r>
-        <w:rPr>
-          <w:rFonts w:ascii="Arial Narrow" w:eastAsia="Arial Narrow" w:hAnsi="Arial Narrow" w:cs="Arial Narrow"/>
-        </w:rPr>
-        <w:fldChar w:fldCharType="separate"/>
-      </w:r>
-      <w:r>
-        <w:rPr>
-          <w:rFonts w:ascii="Arial Narrow" w:eastAsia="Arial Narrow" w:hAnsi="Arial Narrow" w:cs="Arial Narrow"/>
-          <w:noProof/>
-        </w:rPr>
-        <w:t>{{Estoque_Liq</w:t>
-      </w:r>
-      <w:r>
-        <w:rPr>
-          <w:rFonts w:ascii="Arial Narrow" w:eastAsia="Arial Narrow" w:hAnsi="Arial Narrow" w:cs="Arial Narrow"/>
-        </w:rPr>
-        <w:fldChar w:fldCharType="end"/>
-      </w:r>
-      <w:r>
-        <w:rPr>
-          <w:rFonts w:ascii="Arial Narrow" w:eastAsia="Arial Narrow" w:hAnsi="Arial Narrow" w:cs="Arial Narrow"/>
-        </w:rPr>
-        <w:t>}}</w:t>
-      </w:r>
-      <w:r>
-        <w:rPr>
-          <w:rFonts w:ascii="Arial Narrow" w:eastAsia="Arial Narrow" w:hAnsi="Arial Narrow" w:cs="Arial Narrow"/>
-          <w:b/>
-        </w:rPr>
-        <w:t xml:space="preserve"> </w:t>
-      </w:r>
-      <w:r>
-        <w:rPr>
-          <w:rFonts w:ascii="Arial Narrow" w:eastAsia="Arial Narrow" w:hAnsi="Arial Narrow" w:cs="Arial Narrow"/>
-        </w:rPr>
-        <w:t xml:space="preserve">unidades, o consumo médio mensal (CMM) de </w:t>
-      </w:r>
-      <w:r>
-        <w:rPr>
-          <w:rFonts w:ascii="Arial Narrow" w:eastAsia="Arial Narrow" w:hAnsi="Arial Narrow" w:cs="Arial Narrow"/>
-        </w:rPr>
-        <w:fldChar w:fldCharType="begin"/>
-      </w:r>
-      <w:r>
-        <w:rPr>
-          <w:rFonts w:ascii="Arial Narrow" w:eastAsia="Arial Narrow" w:hAnsi="Arial Narrow" w:cs="Arial Narrow"/>
-        </w:rPr>
-        <w:instrText xml:space="preserve"> MERGEFIELD CMM \#0,00</w:instrText>
-      </w:r>
-      <w:r>
-        <w:rPr>
-          <w:rFonts w:ascii="Arial Narrow" w:eastAsia="Arial Narrow" w:hAnsi="Arial Narrow" w:cs="Arial Narrow"/>
-        </w:rPr>
-        <w:fldChar w:fldCharType="separate"/>
-      </w:r>
-      <w:r>
-        <w:rPr>
-          <w:rFonts w:ascii="Arial Narrow" w:eastAsia="Arial Narrow" w:hAnsi="Arial Narrow" w:cs="Arial Narrow"/>
-          <w:noProof/>
-        </w:rPr>
-        <w:t>{{CMM</w:t>
-      </w:r>
-      <w:r>
-        <w:rPr>
-          <w:rFonts w:ascii="Arial Narrow" w:eastAsia="Arial Narrow" w:hAnsi="Arial Narrow" w:cs="Arial Narrow"/>
-        </w:rPr>
-        <w:fldChar w:fldCharType="end"/>
-      </w:r>
-      <w:r>
-        <w:rPr>
-          <w:rFonts w:ascii="Arial Narrow" w:eastAsia="Arial Narrow" w:hAnsi="Arial Narrow" w:cs="Arial Narrow"/>
-        </w:rPr>
-        <w:t xml:space="preserve">}} , as entregas pendentes de </w:t>
-      </w:r>
-      <w:r>
-        <w:rPr>
-          <w:rFonts w:ascii="Arial Narrow" w:eastAsia="Arial Narrow" w:hAnsi="Arial Narrow" w:cs="Arial Narrow"/>
-        </w:rPr>
-        <w:fldChar w:fldCharType="begin"/>
-      </w:r>
-      <w:r>
-        <w:rPr>
-          <w:rFonts w:ascii="Arial Narrow" w:eastAsia="Arial Narrow" w:hAnsi="Arial Narrow" w:cs="Arial Narrow"/>
-        </w:rPr>
-        <w:instrText xml:space="preserve"> MERGEFIELD Pendencias_de_Entrega </w:instrText>
-      </w:r>
-      <w:r>
-        <w:rPr>
-          <w:rFonts w:ascii="Arial Narrow" w:eastAsia="Arial Narrow" w:hAnsi="Arial Narrow" w:cs="Arial Narrow"/>
-        </w:rPr>
-        <w:fldChar w:fldCharType="separate"/>
-      </w:r>
-      <w:r>
-        <w:rPr>
-          <w:rFonts w:ascii="Arial Narrow" w:eastAsia="Arial Narrow" w:hAnsi="Arial Narrow" w:cs="Arial Narrow"/>
-          <w:noProof/>
-        </w:rPr>
-        <w:t>{{Pendencias_de_Entrega</w:t>
-      </w:r>
-      <w:r>
-        <w:rPr>
-          <w:rFonts w:ascii="Arial Narrow" w:eastAsia="Arial Narrow" w:hAnsi="Arial Narrow" w:cs="Arial Narrow"/>
-        </w:rPr>
-        <w:fldChar w:fldCharType="end"/>
-      </w:r>
-      <w:r>
-        <w:rPr>
-          <w:rFonts w:ascii="Arial Narrow" w:eastAsia="Arial Narrow" w:hAnsi="Arial Narrow" w:cs="Arial Narrow"/>
-        </w:rPr>
-        <w:t xml:space="preserve">}} , ajustado ao fator embalagem de </w:t>
-      </w:r>
-      <w:r>
-        <w:rPr>
-          <w:rFonts w:ascii="Arial Narrow" w:eastAsia="Arial Narrow" w:hAnsi="Arial Narrow" w:cs="Arial Narrow"/>
-        </w:rPr>
-        <w:fldChar w:fldCharType="begin"/>
-      </w:r>
-      <w:r>
-        <w:rPr>
-          <w:rFonts w:ascii="Arial Narrow" w:eastAsia="Arial Narrow" w:hAnsi="Arial Narrow" w:cs="Arial Narrow"/>
-        </w:rPr>
-        <w:instrText xml:space="preserve"> MERGEFIELD FATOR_EMB </w:instrText>
-      </w:r>
-      <w:r>
-        <w:rPr>
-          <w:rFonts w:ascii="Arial Narrow" w:eastAsia="Arial Narrow" w:hAnsi="Arial Narrow" w:cs="Arial Narrow"/>
-        </w:rPr>
-        <w:fldChar w:fldCharType="separate"/>
-      </w:r>
-      <w:r>
-        <w:rPr>
-          <w:rFonts w:ascii="Arial Narrow" w:eastAsia="Arial Narrow" w:hAnsi="Arial Narrow" w:cs="Arial Narrow"/>
-          <w:noProof/>
-        </w:rPr>
-        <w:t>{{FATOR_EMB</w:t>
-      </w:r>
-      <w:r>
-        <w:rPr>
-          <w:rFonts w:ascii="Arial Narrow" w:eastAsia="Arial Narrow" w:hAnsi="Arial Narrow" w:cs="Arial Narrow"/>
-        </w:rPr>
-        <w:fldChar w:fldCharType="end"/>
-      </w:r>
-      <w:r>
-        <w:rPr>
-          <w:rFonts w:ascii="Arial Narrow" w:eastAsia="Arial Narrow" w:hAnsi="Arial Narrow" w:cs="Arial Narrow"/>
-        </w:rPr>
-        <w:t>}}</w:t>
-      </w:r>
-      <w:r>
-        <w:rPr>
-          <w:rFonts w:ascii="Arial Narrow" w:eastAsia="Arial Narrow" w:hAnsi="Arial Narrow" w:cs="Arial Narrow"/>
-          <w:b/>
-        </w:rPr>
-        <w:t xml:space="preserve"> .</w:t>
+        </w:rPr>
+        <w:t>.</w:t>
       </w:r>
     </w:p>
     <w:p>
@@ -524,56 +450,53 @@
               <w:jc w:val="center"/>
               <w:rPr>
                 <w:rFonts w:ascii="Arial Narrow" w:eastAsia="Arial Narrow" w:hAnsi="Arial Narrow" w:cs="Arial Narrow"/>
-                <w:sz w:val="36"/>
-                <w:szCs w:val="36"/>
+                <w:color w:val="EE0000"/>
+                <w:sz w:val="32"/>
+                <w:szCs w:val="32"/>
               </w:rPr>
             </w:pPr>
             <w:r>
               <w:rPr>
                 <w:rFonts w:ascii="Arial Narrow" w:eastAsia="Arial Narrow" w:hAnsi="Arial Narrow" w:cs="Arial Narrow"/>
-                <w:sz w:val="36"/>
-                <w:szCs w:val="36"/>
-              </w:rPr>
-              <w:fldChar w:fldCharType="begin"/>
-            </w:r>
-            <w:r>
-              <w:rPr>
-                <w:rFonts w:ascii="Arial Narrow" w:eastAsia="Arial Narrow" w:hAnsi="Arial Narrow" w:cs="Arial Narrow"/>
-                <w:sz w:val="36"/>
-                <w:szCs w:val="36"/>
-              </w:rPr>
-              <w:instrText xml:space="preserve"> MERGEFIELD Medicamento </w:instrText>
-            </w:r>
-            <w:r>
-              <w:rPr>
-                <w:rFonts w:ascii="Arial Narrow" w:eastAsia="Arial Narrow" w:hAnsi="Arial Narrow" w:cs="Arial Narrow"/>
-                <w:sz w:val="36"/>
-                <w:szCs w:val="36"/>
-              </w:rPr>
-              <w:fldChar w:fldCharType="separate"/>
-            </w:r>
-            <w:r>
-              <w:rPr>
-                <w:rFonts w:ascii="Arial Narrow" w:eastAsia="Arial Narrow" w:hAnsi="Arial Narrow" w:cs="Arial Narrow"/>
-                <w:noProof/>
-                <w:sz w:val="36"/>
-                <w:szCs w:val="36"/>
-              </w:rPr>
-              <w:t>{{Medicamento</w:t>
-            </w:r>
-            <w:r>
-              <w:rPr>
-                <w:rFonts w:ascii="Arial Narrow" w:eastAsia="Arial Narrow" w:hAnsi="Arial Narrow" w:cs="Arial Narrow"/>
-                <w:sz w:val="36"/>
-                <w:szCs w:val="36"/>
-              </w:rPr>
-              <w:fldChar w:fldCharType="end"/>
-            </w:r>
-            <w:r>
-              <w:rPr>
-                <w:rFonts w:ascii="Arial Narrow" w:eastAsia="Arial Narrow" w:hAnsi="Arial Narrow" w:cs="Arial Narrow"/>
-                <w:sz w:val="36"/>
-                <w:szCs w:val="36"/>
+                <w:color w:val="EE0000"/>
+                <w:sz w:val="32"/>
+                <w:szCs w:val="32"/>
+              </w:rPr>
+              <w:t>{{</w:t>
+            </w:r>
+            <w:r>
+              <w:rPr>
+                <w:rFonts w:ascii="Arial Narrow" w:eastAsia="Arial Narrow" w:hAnsi="Arial Narrow" w:cs="Arial Narrow"/>
+                <w:color w:val="EE0000"/>
+                <w:sz w:val="32"/>
+                <w:szCs w:val="32"/>
+              </w:rPr>
+              <w:t xml:space="preserve"> </w:t>
+            </w:r>
+            <w:r>
+              <w:rPr>
+                <w:rFonts w:ascii="Arial Narrow" w:eastAsia="Arial Narrow" w:hAnsi="Arial Narrow" w:cs="Arial Narrow"/>
+                <w:color w:val="EE0000"/>
+                <w:sz w:val="32"/>
+                <w:szCs w:val="32"/>
+              </w:rPr>
+              <w:t>Medicamento</w:t>
+            </w:r>
+            <w:r>
+              <w:rPr>
+                <w:rFonts w:ascii="Arial Narrow" w:eastAsia="Arial Narrow" w:hAnsi="Arial Narrow" w:cs="Arial Narrow"/>
+                <w:color w:val="EE0000"/>
+                <w:sz w:val="32"/>
+                <w:szCs w:val="32"/>
+              </w:rPr>
+              <w:t xml:space="preserve"> </w:t>
+            </w:r>
+            <w:r>
+              <w:rPr>
+                <w:rFonts w:ascii="Arial Narrow" w:eastAsia="Arial Narrow" w:hAnsi="Arial Narrow" w:cs="Arial Narrow"/>
+                <w:color w:val="EE0000"/>
+                <w:sz w:val="32"/>
+                <w:szCs w:val="32"/>
               </w:rPr>
               <w:t>}}</w:t>
             </w:r>
@@ -592,54 +515,44 @@
               <w:rPr>
                 <w:rFonts w:ascii="Arial Narrow" w:eastAsia="Arial Narrow" w:hAnsi="Arial Narrow" w:cs="Arial Narrow"/>
                 <w:color w:val="EE0000"/>
-                <w:sz w:val="32"/>
-                <w:szCs w:val="32"/>
-              </w:rPr>
-              <w:fldChar w:fldCharType="begin"/>
+                <w:sz w:val="36"/>
+                <w:szCs w:val="36"/>
+              </w:rPr>
+              <w:t>{{</w:t>
             </w:r>
             <w:r>
               <w:rPr>
                 <w:rFonts w:ascii="Arial Narrow" w:eastAsia="Arial Narrow" w:hAnsi="Arial Narrow" w:cs="Arial Narrow"/>
                 <w:color w:val="EE0000"/>
-                <w:sz w:val="32"/>
-                <w:szCs w:val="32"/>
-              </w:rPr>
-              <w:instrText xml:space="preserve"> MERGEFIELD "Programa" </w:instrText>
+                <w:sz w:val="36"/>
+                <w:szCs w:val="36"/>
+              </w:rPr>
+              <w:t xml:space="preserve"> </w:t>
             </w:r>
             <w:r>
               <w:rPr>
                 <w:rFonts w:ascii="Arial Narrow" w:eastAsia="Arial Narrow" w:hAnsi="Arial Narrow" w:cs="Arial Narrow"/>
                 <w:color w:val="EE0000"/>
-                <w:sz w:val="32"/>
-                <w:szCs w:val="32"/>
-              </w:rPr>
-              <w:fldChar w:fldCharType="separate"/>
-            </w:r>
-            <w:r>
-              <w:rPr>
-                <w:rFonts w:ascii="Arial Narrow" w:eastAsia="Arial Narrow" w:hAnsi="Arial Narrow" w:cs="Arial Narrow"/>
-                <w:noProof/>
+                <w:sz w:val="36"/>
+                <w:szCs w:val="36"/>
+              </w:rPr>
+              <w:t>Programa</w:t>
+            </w:r>
+            <w:r>
+              <w:rPr>
+                <w:rFonts w:ascii="Arial Narrow" w:eastAsia="Arial Narrow" w:hAnsi="Arial Narrow" w:cs="Arial Narrow"/>
                 <w:color w:val="EE0000"/>
-                <w:sz w:val="32"/>
-                <w:szCs w:val="32"/>
-              </w:rPr>
-              <w:t>{{Programa</w:t>
+                <w:sz w:val="36"/>
+                <w:szCs w:val="36"/>
+              </w:rPr>
+              <w:t xml:space="preserve"> </w:t>
             </w:r>
             <w:r>
               <w:rPr>
                 <w:rFonts w:ascii="Arial Narrow" w:eastAsia="Arial Narrow" w:hAnsi="Arial Narrow" w:cs="Arial Narrow"/>
                 <w:color w:val="EE0000"/>
-                <w:sz w:val="32"/>
-                <w:szCs w:val="32"/>
-              </w:rPr>
-              <w:fldChar w:fldCharType="end"/>
-            </w:r>
-            <w:r>
-              <w:rPr>
-                <w:rFonts w:ascii="Arial Narrow" w:eastAsia="Arial Narrow" w:hAnsi="Arial Narrow" w:cs="Arial Narrow"/>
-                <w:color w:val="EE0000"/>
-                <w:sz w:val="32"/>
-                <w:szCs w:val="32"/>
+                <w:sz w:val="36"/>
+                <w:szCs w:val="36"/>
               </w:rPr>
               <w:t>}}</w:t>
             </w:r>
@@ -956,44 +869,34 @@
                 <w:sz w:val="28"/>
                 <w:szCs w:val="28"/>
               </w:rPr>
-              <w:fldChar w:fldCharType="begin"/>
-            </w:r>
-            <w:r>
-              <w:rPr>
-                <w:rFonts w:ascii="Arial Narrow" w:eastAsia="Arial Narrow" w:hAnsi="Arial Narrow" w:cs="Arial Narrow"/>
-                <w:b/>
-                <w:sz w:val="28"/>
-                <w:szCs w:val="28"/>
-              </w:rPr>
-              <w:instrText xml:space="preserve"> MERGEFIELD Pedido_mensal </w:instrText>
-            </w:r>
-            <w:r>
-              <w:rPr>
-                <w:rFonts w:ascii="Arial Narrow" w:eastAsia="Arial Narrow" w:hAnsi="Arial Narrow" w:cs="Arial Narrow"/>
-                <w:b/>
-                <w:sz w:val="28"/>
-                <w:szCs w:val="28"/>
-              </w:rPr>
-              <w:fldChar w:fldCharType="separate"/>
-            </w:r>
-            <w:r>
-              <w:rPr>
-                <w:rFonts w:ascii="Arial Narrow" w:eastAsia="Arial Narrow" w:hAnsi="Arial Narrow" w:cs="Arial Narrow"/>
-                <w:b/>
-                <w:noProof/>
-                <w:sz w:val="28"/>
-                <w:szCs w:val="28"/>
-              </w:rPr>
-              <w:t>{{Pedido_mensal</w:t>
-            </w:r>
-            <w:r>
-              <w:rPr>
-                <w:rFonts w:ascii="Arial Narrow" w:eastAsia="Arial Narrow" w:hAnsi="Arial Narrow" w:cs="Arial Narrow"/>
-                <w:b/>
-                <w:sz w:val="28"/>
-                <w:szCs w:val="28"/>
-              </w:rPr>
-              <w:fldChar w:fldCharType="end"/>
+              <w:t>{{</w:t>
+            </w:r>
+            <w:r>
+              <w:rPr>
+                <w:rFonts w:ascii="Arial Narrow" w:eastAsia="Arial Narrow" w:hAnsi="Arial Narrow" w:cs="Arial Narrow"/>
+                <w:b/>
+                <w:sz w:val="28"/>
+                <w:szCs w:val="28"/>
+              </w:rPr>
+              <w:t xml:space="preserve"> </w:t>
+            </w:r>
+            <w:r>
+              <w:rPr>
+                <w:rFonts w:ascii="Arial Narrow" w:eastAsia="Arial Narrow" w:hAnsi="Arial Narrow" w:cs="Arial Narrow"/>
+                <w:b/>
+                <w:sz w:val="28"/>
+                <w:szCs w:val="28"/>
+              </w:rPr>
+              <w:t>Pedido_mensal</w:t>
+            </w:r>
+            <w:r>
+              <w:rPr>
+                <w:rFonts w:ascii="Arial Narrow" w:eastAsia="Arial Narrow" w:hAnsi="Arial Narrow" w:cs="Arial Narrow"/>
+                <w:b/>
+                <w:sz w:val="28"/>
+                <w:szCs w:val="28"/>
+              </w:rPr>
+              <w:t xml:space="preserve"> </w:t>
             </w:r>
             <w:r>
               <w:rPr>
@@ -1073,71 +976,7 @@
                 <w:sz w:val="28"/>
                 <w:szCs w:val="28"/>
               </w:rPr>
-              <w:fldChar w:fldCharType="begin"/>
-            </w:r>
-            <w:r>
-              <w:rPr>
-                <w:rFonts w:ascii="Arial Narrow" w:eastAsia="Arial Narrow" w:hAnsi="Arial Narrow" w:cs="Arial Narrow"/>
-                <w:b/>
-                <w:sz w:val="28"/>
-                <w:szCs w:val="28"/>
-              </w:rPr>
-              <w:instrText xml:space="preserve"> MERGEFIELD CMM</w:instrText>
-            </w:r>
-            <w:r>
-              <w:rPr>
-                <w:rFonts w:ascii="Arial Narrow" w:eastAsia="Arial Narrow" w:hAnsi="Arial Narrow" w:cs="Arial Narrow"/>
-                <w:b/>
-                <w:sz w:val="28"/>
-                <w:szCs w:val="28"/>
-              </w:rPr>
-              <w:instrText xml:space="preserve"> \#0,00</w:instrText>
-            </w:r>
-            <w:r>
-              <w:rPr>
-                <w:rFonts w:ascii="Arial Narrow" w:eastAsia="Arial Narrow" w:hAnsi="Arial Narrow" w:cs="Arial Narrow"/>
-                <w:b/>
-                <w:sz w:val="28"/>
-                <w:szCs w:val="28"/>
-              </w:rPr>
-              <w:instrText xml:space="preserve"> </w:instrText>
-            </w:r>
-            <w:r>
-              <w:rPr>
-                <w:rFonts w:ascii="Arial Narrow" w:eastAsia="Arial Narrow" w:hAnsi="Arial Narrow" w:cs="Arial Narrow"/>
-                <w:b/>
-                <w:sz w:val="28"/>
-                <w:szCs w:val="28"/>
-              </w:rPr>
-              <w:fldChar w:fldCharType="separate"/>
-            </w:r>
-            <w:r>
-              <w:rPr>
-                <w:rFonts w:ascii="Arial Narrow" w:eastAsia="Arial Narrow" w:hAnsi="Arial Narrow" w:cs="Arial Narrow"/>
-                <w:b/>
-                <w:noProof/>
-                <w:sz w:val="28"/>
-                <w:szCs w:val="28"/>
-              </w:rPr>
-              <w:t>{{CMM</w:t>
-            </w:r>
-            <w:r>
-              <w:rPr>
-                <w:rFonts w:ascii="Arial Narrow" w:eastAsia="Arial Narrow" w:hAnsi="Arial Narrow" w:cs="Arial Narrow"/>
-                <w:b/>
-                <w:sz w:val="28"/>
-                <w:szCs w:val="28"/>
-              </w:rPr>
-              <w:fldChar w:fldCharType="end"/>
-            </w:r>
-            <w:r>
-              <w:rPr>
-                <w:rFonts w:ascii="Arial Narrow" w:eastAsia="Arial Narrow" w:hAnsi="Arial Narrow" w:cs="Arial Narrow"/>
-                <w:b/>
-                <w:sz w:val="28"/>
-                <w:szCs w:val="28"/>
-              </w:rPr>
-              <w:t>}}</w:t>
+              <w:t>{{ CMM }}</w:t>
             </w:r>
           </w:p>
         </w:tc>
@@ -1210,7 +1049,7 @@
                 <w:sz w:val="28"/>
                 <w:szCs w:val="28"/>
               </w:rPr>
-              <w:fldChar w:fldCharType="begin"/>
+              <w:t>{{</w:t>
             </w:r>
             <w:r>
               <w:rPr>
@@ -1220,7 +1059,7 @@
                 <w:sz w:val="28"/>
                 <w:szCs w:val="28"/>
               </w:rPr>
-              <w:instrText xml:space="preserve"> MERGEFIELD Nº_Meses</w:instrText>
+              <w:t xml:space="preserve"> </w:t>
             </w:r>
             <w:r>
               <w:rPr>
@@ -1230,7 +1069,7 @@
                 <w:sz w:val="28"/>
                 <w:szCs w:val="28"/>
               </w:rPr>
-              <w:instrText>\#0,00</w:instrText>
+              <w:t>Nº_M</w:t>
             </w:r>
             <w:r>
               <w:rPr>
@@ -1240,7 +1079,7 @@
                 <w:sz w:val="28"/>
                 <w:szCs w:val="28"/>
               </w:rPr>
-              <w:fldChar w:fldCharType="separate"/>
+              <w:t>e</w:t>
             </w:r>
             <w:r>
               <w:rPr>
@@ -1250,7 +1089,7 @@
                 <w:sz w:val="28"/>
                 <w:szCs w:val="28"/>
               </w:rPr>
-              <w:t>{{Nº_Meses</w:t>
+              <w:t>ses</w:t>
             </w:r>
             <w:r>
               <w:rPr>
@@ -1260,7 +1099,7 @@
                 <w:sz w:val="28"/>
                 <w:szCs w:val="28"/>
               </w:rPr>
-              <w:fldChar w:fldCharType="end"/>
+              <w:t xml:space="preserve"> </w:t>
             </w:r>
             <w:r>
               <w:rPr>
@@ -1341,108 +1180,7 @@
                 <w:sz w:val="28"/>
                 <w:szCs w:val="28"/>
               </w:rPr>
-              <w:fldChar w:fldCharType="begin"/>
-            </w:r>
-            <w:r>
-              <w:rPr>
-                <w:rFonts w:ascii="Arial Narrow" w:eastAsia="Arial Narrow" w:hAnsi="Arial Narrow" w:cs="Arial Narrow"/>
-                <w:b/>
-                <w:sz w:val="28"/>
-                <w:szCs w:val="28"/>
-              </w:rPr>
-              <w:instrText xml:space="preserve"> MERGEFIELD "Estoque_Liq" </w:instrText>
-            </w:r>
-            <w:r>
-              <w:rPr>
-                <w:rFonts w:ascii="Arial Narrow" w:eastAsia="Arial Narrow" w:hAnsi="Arial Narrow" w:cs="Arial Narrow"/>
-                <w:b/>
-                <w:sz w:val="28"/>
-                <w:szCs w:val="28"/>
-              </w:rPr>
-              <w:fldChar w:fldCharType="separate"/>
-            </w:r>
-            <w:r>
-              <w:rPr>
-                <w:rFonts w:ascii="Arial Narrow" w:eastAsia="Arial Narrow" w:hAnsi="Arial Narrow" w:cs="Arial Narrow"/>
-                <w:b/>
-                <w:noProof/>
-                <w:sz w:val="28"/>
-                <w:szCs w:val="28"/>
-              </w:rPr>
-              <w:t>{{Estoque_Liq</w:t>
-            </w:r>
-            <w:r>
-              <w:rPr>
-                <w:rFonts w:ascii="Arial Narrow" w:eastAsia="Arial Narrow" w:hAnsi="Arial Narrow" w:cs="Arial Narrow"/>
-                <w:b/>
-                <w:sz w:val="28"/>
-                <w:szCs w:val="28"/>
-              </w:rPr>
-              <w:fldChar w:fldCharType="end"/>
-            </w:r>
-            <w:r>
-              <w:rPr>
-                <w:rFonts w:ascii="Arial Narrow" w:eastAsia="Arial Narrow" w:hAnsi="Arial Narrow" w:cs="Arial Narrow"/>
-                <w:b/>
-                <w:sz w:val="28"/>
-                <w:szCs w:val="28"/>
-              </w:rPr>
-              <w:t xml:space="preserve">}} = </w:t>
-            </w:r>
-            <w:r>
-              <w:rPr>
-                <w:rFonts w:ascii="Arial Narrow" w:eastAsia="Arial Narrow" w:hAnsi="Arial Narrow" w:cs="Arial Narrow"/>
-                <w:b/>
-                <w:sz w:val="28"/>
-                <w:szCs w:val="28"/>
-              </w:rPr>
-              <w:fldChar w:fldCharType="begin"/>
-            </w:r>
-            <w:r>
-              <w:rPr>
-                <w:rFonts w:ascii="Arial Narrow" w:eastAsia="Arial Narrow" w:hAnsi="Arial Narrow" w:cs="Arial Narrow"/>
-                <w:b/>
-                <w:sz w:val="28"/>
-                <w:szCs w:val="28"/>
-              </w:rPr>
-              <w:instrText xml:space="preserve"> MERGEFIELD Estoque </w:instrText>
-            </w:r>
-            <w:r>
-              <w:rPr>
-                <w:rFonts w:ascii="Arial Narrow" w:eastAsia="Arial Narrow" w:hAnsi="Arial Narrow" w:cs="Arial Narrow"/>
-                <w:b/>
-                <w:sz w:val="28"/>
-                <w:szCs w:val="28"/>
-              </w:rPr>
-              <w:fldChar w:fldCharType="separate"/>
-            </w:r>
-            <w:r>
-              <w:rPr>
-                <w:rFonts w:ascii="Arial Narrow" w:eastAsia="Arial Narrow" w:hAnsi="Arial Narrow" w:cs="Arial Narrow"/>
-                <w:b/>
-                <w:noProof/>
-                <w:sz w:val="28"/>
-                <w:szCs w:val="28"/>
-              </w:rPr>
-              <w:t>{{Estoque</w:t>
-            </w:r>
-            <w:r>
-              <w:rPr>
-                <w:rFonts w:ascii="Arial Narrow" w:eastAsia="Arial Narrow" w:hAnsi="Arial Narrow" w:cs="Arial Narrow"/>
-                <w:b/>
-                <w:sz w:val="28"/>
-                <w:szCs w:val="28"/>
-              </w:rPr>
-              <w:fldChar w:fldCharType="end"/>
-            </w:r>
-            <w:r>
-              <w:rPr>
-                <w:rFonts w:ascii="Arial Narrow" w:eastAsia="Arial Narrow" w:hAnsi="Arial Narrow" w:cs="Arial Narrow"/>
-                <w:b/>
-                <w:sz w:val="28"/>
-                <w:szCs w:val="28"/>
-              </w:rPr>
-              <w:t>}}</w:t>
+              <w:t>{{</w:t>
             </w:r>
             <w:r>
               <w:rPr>
@@ -1460,53 +1198,88 @@
                 <w:sz w:val="28"/>
                 <w:szCs w:val="28"/>
               </w:rPr>
-              <w:t xml:space="preserve">– </w:t>
-            </w:r>
-            <w:r>
-              <w:rPr>
-                <w:rFonts w:ascii="Arial Narrow" w:eastAsia="Arial Narrow" w:hAnsi="Arial Narrow" w:cs="Arial Narrow"/>
-                <w:b/>
-                <w:sz w:val="28"/>
-                <w:szCs w:val="28"/>
-              </w:rPr>
-              <w:fldChar w:fldCharType="begin"/>
-            </w:r>
-            <w:r>
-              <w:rPr>
-                <w:rFonts w:ascii="Arial Narrow" w:eastAsia="Arial Narrow" w:hAnsi="Arial Narrow" w:cs="Arial Narrow"/>
-                <w:b/>
-                <w:sz w:val="28"/>
-                <w:szCs w:val="28"/>
-              </w:rPr>
-              <w:instrText xml:space="preserve"> MERGEFIELD "Estoque_Comprometido" </w:instrText>
-            </w:r>
-            <w:r>
-              <w:rPr>
-                <w:rFonts w:ascii="Arial Narrow" w:eastAsia="Arial Narrow" w:hAnsi="Arial Narrow" w:cs="Arial Narrow"/>
-                <w:b/>
-                <w:sz w:val="28"/>
-                <w:szCs w:val="28"/>
-              </w:rPr>
-              <w:fldChar w:fldCharType="separate"/>
-            </w:r>
-            <w:r>
-              <w:rPr>
-                <w:rFonts w:ascii="Arial Narrow" w:eastAsia="Arial Narrow" w:hAnsi="Arial Narrow" w:cs="Arial Narrow"/>
-                <w:b/>
-                <w:noProof/>
-                <w:sz w:val="28"/>
-                <w:szCs w:val="28"/>
-              </w:rPr>
-              <w:t>{{Estoque_Comprometido</w:t>
-            </w:r>
-            <w:r>
-              <w:rPr>
-                <w:rFonts w:ascii="Arial Narrow" w:eastAsia="Arial Narrow" w:hAnsi="Arial Narrow" w:cs="Arial Narrow"/>
-                <w:b/>
-                <w:sz w:val="28"/>
-                <w:szCs w:val="28"/>
-              </w:rPr>
-              <w:fldChar w:fldCharType="end"/>
+              <w:t>Estoque_Liq</w:t>
+            </w:r>
+            <w:r>
+              <w:rPr>
+                <w:rFonts w:ascii="Arial Narrow" w:eastAsia="Arial Narrow" w:hAnsi="Arial Narrow" w:cs="Arial Narrow"/>
+                <w:b/>
+                <w:sz w:val="28"/>
+                <w:szCs w:val="28"/>
+              </w:rPr>
+              <w:t xml:space="preserve"> </w:t>
+            </w:r>
+            <w:r>
+              <w:rPr>
+                <w:rFonts w:ascii="Arial Narrow" w:eastAsia="Arial Narrow" w:hAnsi="Arial Narrow" w:cs="Arial Narrow"/>
+                <w:b/>
+                <w:sz w:val="28"/>
+                <w:szCs w:val="28"/>
+              </w:rPr>
+              <w:t>}} = {{</w:t>
+            </w:r>
+            <w:r>
+              <w:rPr>
+                <w:rFonts w:ascii="Arial Narrow" w:eastAsia="Arial Narrow" w:hAnsi="Arial Narrow" w:cs="Arial Narrow"/>
+                <w:b/>
+                <w:sz w:val="28"/>
+                <w:szCs w:val="28"/>
+              </w:rPr>
+              <w:t xml:space="preserve"> </w:t>
+            </w:r>
+            <w:r>
+              <w:rPr>
+                <w:rFonts w:ascii="Arial Narrow" w:eastAsia="Arial Narrow" w:hAnsi="Arial Narrow" w:cs="Arial Narrow"/>
+                <w:b/>
+                <w:sz w:val="28"/>
+                <w:szCs w:val="28"/>
+              </w:rPr>
+              <w:t>Estoque</w:t>
+            </w:r>
+            <w:r>
+              <w:rPr>
+                <w:rFonts w:ascii="Arial Narrow" w:eastAsia="Arial Narrow" w:hAnsi="Arial Narrow" w:cs="Arial Narrow"/>
+                <w:b/>
+                <w:sz w:val="28"/>
+                <w:szCs w:val="28"/>
+              </w:rPr>
+              <w:t xml:space="preserve"> </w:t>
+            </w:r>
+            <w:r>
+              <w:rPr>
+                <w:rFonts w:ascii="Arial Narrow" w:eastAsia="Arial Narrow" w:hAnsi="Arial Narrow" w:cs="Arial Narrow"/>
+                <w:b/>
+                <w:sz w:val="28"/>
+                <w:szCs w:val="28"/>
+              </w:rPr>
+              <w:t>}} – {{</w:t>
+            </w:r>
+            <w:r>
+              <w:rPr>
+                <w:rFonts w:ascii="Arial Narrow" w:eastAsia="Arial Narrow" w:hAnsi="Arial Narrow" w:cs="Arial Narrow"/>
+                <w:b/>
+                <w:sz w:val="28"/>
+                <w:szCs w:val="28"/>
+              </w:rPr>
+              <w:t xml:space="preserve"> </w:t>
+            </w:r>
+            <w:r>
+              <w:rPr>
+                <w:rFonts w:ascii="Arial Narrow" w:eastAsia="Arial Narrow" w:hAnsi="Arial Narrow" w:cs="Arial Narrow"/>
+                <w:b/>
+                <w:sz w:val="28"/>
+                <w:szCs w:val="28"/>
+              </w:rPr>
+              <w:t>Estoque_Comprometido</w:t>
+            </w:r>
+            <w:r>
+              <w:rPr>
+                <w:rFonts w:ascii="Arial Narrow" w:eastAsia="Arial Narrow" w:hAnsi="Arial Narrow" w:cs="Arial Narrow"/>
+                <w:b/>
+                <w:sz w:val="28"/>
+                <w:szCs w:val="28"/>
+              </w:rPr>
+              <w:t xml:space="preserve"> </w:t>
             </w:r>
             <w:r>
               <w:rPr>
@@ -1541,44 +1314,34 @@
                 <w:sz w:val="28"/>
                 <w:szCs w:val="28"/>
               </w:rPr>
-              <w:fldChar w:fldCharType="begin"/>
-            </w:r>
-            <w:r>
-              <w:rPr>
-                <w:rFonts w:ascii="Arial Narrow" w:eastAsia="Arial Narrow" w:hAnsi="Arial Narrow" w:cs="Arial Narrow"/>
-                <w:b/>
-                <w:sz w:val="28"/>
-                <w:szCs w:val="28"/>
-              </w:rPr>
-              <w:instrText xml:space="preserve"> MERGEFIELD Pendencias_de_Entrega </w:instrText>
-            </w:r>
-            <w:r>
-              <w:rPr>
-                <w:rFonts w:ascii="Arial Narrow" w:eastAsia="Arial Narrow" w:hAnsi="Arial Narrow" w:cs="Arial Narrow"/>
-                <w:b/>
-                <w:sz w:val="28"/>
-                <w:szCs w:val="28"/>
-              </w:rPr>
-              <w:fldChar w:fldCharType="separate"/>
-            </w:r>
-            <w:r>
-              <w:rPr>
-                <w:rFonts w:ascii="Arial Narrow" w:eastAsia="Arial Narrow" w:hAnsi="Arial Narrow" w:cs="Arial Narrow"/>
-                <w:b/>
-                <w:noProof/>
-                <w:sz w:val="28"/>
-                <w:szCs w:val="28"/>
-              </w:rPr>
-              <w:t>{{Pendencias_de_Entrega</w:t>
-            </w:r>
-            <w:r>
-              <w:rPr>
-                <w:rFonts w:ascii="Arial Narrow" w:eastAsia="Arial Narrow" w:hAnsi="Arial Narrow" w:cs="Arial Narrow"/>
-                <w:b/>
-                <w:sz w:val="28"/>
-                <w:szCs w:val="28"/>
-              </w:rPr>
-              <w:fldChar w:fldCharType="end"/>
+              <w:t>{{</w:t>
+            </w:r>
+            <w:r>
+              <w:rPr>
+                <w:rFonts w:ascii="Arial Narrow" w:eastAsia="Arial Narrow" w:hAnsi="Arial Narrow" w:cs="Arial Narrow"/>
+                <w:b/>
+                <w:sz w:val="28"/>
+                <w:szCs w:val="28"/>
+              </w:rPr>
+              <w:t xml:space="preserve"> </w:t>
+            </w:r>
+            <w:r>
+              <w:rPr>
+                <w:rFonts w:ascii="Arial Narrow" w:eastAsia="Arial Narrow" w:hAnsi="Arial Narrow" w:cs="Arial Narrow"/>
+                <w:b/>
+                <w:sz w:val="28"/>
+                <w:szCs w:val="28"/>
+              </w:rPr>
+              <w:t>Pendencias_de_Entrega</w:t>
+            </w:r>
+            <w:r>
+              <w:rPr>
+                <w:rFonts w:ascii="Arial Narrow" w:eastAsia="Arial Narrow" w:hAnsi="Arial Narrow" w:cs="Arial Narrow"/>
+                <w:b/>
+                <w:sz w:val="28"/>
+                <w:szCs w:val="28"/>
+              </w:rPr>
+              <w:t xml:space="preserve"> </w:t>
             </w:r>
             <w:r>
               <w:rPr>
@@ -1735,7 +1498,7 @@
     </w:p>
     <w:p/>
     <w:sectPr>
-      <w:footerReference w:type="default" r:id="rId5"/>
+      <w:footerReference w:type="default" r:id="rId7"/>
       <w:pgSz w:w="11906" w:h="16838"/>
       <w:pgMar w:top="567" w:right="848" w:bottom="1134" w:left="993" w:header="720" w:footer="195" w:gutter="0"/>
       <w:pgNumType w:start="1"/>
@@ -1743,6 +1506,25 @@
     </w:sectPr>
   </w:body>
 </w:document>
+</file>
+
+<file path=word/endnotes.xml><?xml version="1.0" encoding="utf-8"?>
+<w:endnotes xmlns:wpc="http://schemas.microsoft.com/office/word/2010/wordprocessingCanvas" xmlns:cx="http://schemas.microsoft.com/office/drawing/2014/chartex" xmlns:cx1="http://schemas.microsoft.com/office/drawing/2015/9/8/chartex" xmlns:cx2="http://schemas.microsoft.com/office/drawing/2015/10/21/chartex" xmlns:cx3="http://schemas.microsoft.com/office/drawing/2016/5/9/chartex" xmlns:cx4="http://schemas.microsoft.com/office/drawing/2016/5/10/chartex" xmlns:cx5="http://schemas.microsoft.com/office/drawing/2016/5/11/chartex" xmlns:cx6="http://schemas.microsoft.com/office/drawing/2016/5/12/chartex" xmlns:cx7="http://schemas.microsoft.com/office/drawing/2016/5/13/chartex" xmlns:cx8="http://schemas.microsoft.com/office/drawing/2016/5/14/chartex" xmlns:mc="http://schemas.openxmlformats.org/markup-compatibility/2006" xmlns:aink="http://schemas.microsoft.com/office/drawing/2016/ink" xmlns:am3d="http://schemas.microsoft.com/office/drawing/2017/model3d" xmlns:o="urn:schemas-microsoft-com:office:office" xmlns:oel="http://schemas.microsoft.com/office/2019/extlst" xmlns:r="http://schemas.openxmlformats.org/officeDocument/2006/relationships" xmlns:m="http://schemas.openxmlformats.org/officeDocument/2006/math" xmlns:v="urn:schemas-microsoft-com:vml" xmlns:wp14="http://schemas.microsoft.com/office/word/2010/wordprocessingDrawing" xmlns:wp="http://schemas.openxmlformats.org/drawingml/2006/wordprocessingDrawing" xmlns:w10="urn:schemas-microsoft-com:office:word" xmlns:w="http://schemas.openxmlformats.org/wordprocessingml/2006/main" xmlns:w14="http://schemas.microsoft.com/office/word/2010/wordml" xmlns:w15="http://schemas.microsoft.com/office/word/2012/wordml" xmlns:w16cex="http://schemas.microsoft.com/office/word/2018/wordml/cex" xmlns:w16cid="http://schemas.microsoft.com/office/word/2016/wordml/cid" xmlns:w16="http://schemas.microsoft.com/office/word/2018/wordml" xmlns:w16du="http://schemas.microsoft.com/office/word/2023/wordml/word16du" xmlns:w16sdtdh="http://schemas.microsoft.com/office/word/2020/wordml/sdtdatahash" xmlns:w16sdtfl="http://schemas.microsoft.com/office/word/2024/wordml/sdtformatlock" xmlns:w16se="http://schemas.microsoft.com/office/word/2015/wordml/symex" xmlns:wpg="http://schemas.microsoft.com/office/word/2010/wordprocessingGroup" xmlns:wpi="http://schemas.microsoft.com/office/word/2010/wordprocessingInk" xmlns:wne="http://schemas.microsoft.com/office/word/2006/wordml" xmlns:wps="http://schemas.microsoft.com/office/word/2010/wordprocessingShape" mc:Ignorable="w14 w15 w16se w16cid w16 w16cex w16sdtdh w16sdtfl w16du wp14">
+  <w:endnote w:type="separator" w:id="-1">
+    <w:p>
+      <w:r>
+        <w:separator/>
+      </w:r>
+    </w:p>
+  </w:endnote>
+  <w:endnote w:type="continuationSeparator" w:id="0">
+    <w:p>
+      <w:r>
+        <w:continuationSeparator/>
+      </w:r>
+    </w:p>
+  </w:endnote>
+</w:endnotes>
 </file>
 
 <file path=word/footer1.xml><?xml version="1.0" encoding="utf-8"?>
@@ -1838,6 +1620,25 @@
     </w:r>
   </w:p>
 </w:ftr>
+</file>
+
+<file path=word/footnotes.xml><?xml version="1.0" encoding="utf-8"?>
+<w:footnotes xmlns:wpc="http://schemas.microsoft.com/office/word/2010/wordprocessingCanvas" xmlns:cx="http://schemas.microsoft.com/office/drawing/2014/chartex" xmlns:cx1="http://schemas.microsoft.com/office/drawing/2015/9/8/chartex" xmlns:cx2="http://schemas.microsoft.com/office/drawing/2015/10/21/chartex" xmlns:cx3="http://schemas.microsoft.com/office/drawing/2016/5/9/chartex" xmlns:cx4="http://schemas.microsoft.com/office/drawing/2016/5/10/chartex" xmlns:cx5="http://schemas.microsoft.com/office/drawing/2016/5/11/chartex" xmlns:cx6="http://schemas.microsoft.com/office/drawing/2016/5/12/chartex" xmlns:cx7="http://schemas.microsoft.com/office/drawing/2016/5/13/chartex" xmlns:cx8="http://schemas.microsoft.com/office/drawing/2016/5/14/chartex" xmlns:mc="http://schemas.openxmlformats.org/markup-compatibility/2006" xmlns:aink="http://schemas.microsoft.com/office/drawing/2016/ink" xmlns:am3d="http://schemas.microsoft.com/office/drawing/2017/model3d" xmlns:o="urn:schemas-microsoft-com:office:office" xmlns:oel="http://schemas.microsoft.com/office/2019/extlst" xmlns:r="http://schemas.openxmlformats.org/officeDocument/2006/relationships" xmlns:m="http://schemas.openxmlformats.org/officeDocument/2006/math" xmlns:v="urn:schemas-microsoft-com:vml" xmlns:wp14="http://schemas.microsoft.com/office/word/2010/wordprocessingDrawing" xmlns:wp="http://schemas.openxmlformats.org/drawingml/2006/wordprocessingDrawing" xmlns:w10="urn:schemas-microsoft-com:office:word" xmlns:w="http://schemas.openxmlformats.org/wordprocessingml/2006/main" xmlns:w14="http://schemas.microsoft.com/office/word/2010/wordml" xmlns:w15="http://schemas.microsoft.com/office/word/2012/wordml" xmlns:w16cex="http://schemas.microsoft.com/office/word/2018/wordml/cex" xmlns:w16cid="http://schemas.microsoft.com/office/word/2016/wordml/cid" xmlns:w16="http://schemas.microsoft.com/office/word/2018/wordml" xmlns:w16du="http://schemas.microsoft.com/office/word/2023/wordml/word16du" xmlns:w16sdtdh="http://schemas.microsoft.com/office/word/2020/wordml/sdtdatahash" xmlns:w16sdtfl="http://schemas.microsoft.com/office/word/2024/wordml/sdtformatlock" xmlns:w16se="http://schemas.microsoft.com/office/word/2015/wordml/symex" xmlns:wpg="http://schemas.microsoft.com/office/word/2010/wordprocessingGroup" xmlns:wpi="http://schemas.microsoft.com/office/word/2010/wordprocessingInk" xmlns:wne="http://schemas.microsoft.com/office/word/2006/wordml" xmlns:wps="http://schemas.microsoft.com/office/word/2010/wordprocessingShape" mc:Ignorable="w14 w15 w16se w16cid w16 w16cex w16sdtdh w16sdtfl w16du wp14">
+  <w:footnote w:type="separator" w:id="-1">
+    <w:p>
+      <w:r>
+        <w:separator/>
+      </w:r>
+    </w:p>
+  </w:footnote>
+  <w:footnote w:type="continuationSeparator" w:id="0">
+    <w:p>
+      <w:r>
+        <w:continuationSeparator/>
+      </w:r>
+    </w:p>
+  </w:footnote>
+</w:footnotes>
 </file>
 
 <file path=word/numbering.xml><?xml version="1.0" encoding="utf-8"?>

--- a/saque_rp.docx
+++ b/saque_rp.docx
@@ -39,41 +39,72 @@
         <w:rPr>
           <w:rFonts w:ascii="Arial Narrow" w:eastAsia="Arial Narrow" w:hAnsi="Arial Narrow" w:cs="Arial Narrow"/>
         </w:rPr>
-        <w:t xml:space="preserve">O processo em tela foi instaurado </w:t>
-      </w:r>
-      <w:r>
-        <w:rPr>
-          <w:rFonts w:ascii="Arial Narrow" w:eastAsia="Arial Narrow" w:hAnsi="Arial Narrow" w:cs="Arial Narrow"/>
-        </w:rPr>
-        <w:t>{{</w:t>
-      </w:r>
-      <w:r>
-        <w:rPr>
-          <w:rFonts w:ascii="Arial Narrow" w:eastAsia="Arial Narrow" w:hAnsi="Arial Narrow" w:cs="Arial Narrow"/>
+        <w:t xml:space="preserve">O processo em tela foi instaurado  </w:t>
+      </w:r>
+      <w:r>
+        <w:rPr>
+          <w:rFonts w:ascii="Arial Narrow" w:eastAsia="Arial Narrow" w:hAnsi="Arial Narrow" w:cs="Arial Narrow"/>
+          <w:b/>
+          <w:bCs/>
+          <w:color w:val="EE0000"/>
+          <w:sz w:val="28"/>
+          <w:szCs w:val="28"/>
         </w:rPr>
         <w:t xml:space="preserve"> </w:t>
       </w:r>
       <w:r>
         <w:rPr>
           <w:rFonts w:ascii="Arial Narrow" w:eastAsia="Arial Narrow" w:hAnsi="Arial Narrow" w:cs="Arial Narrow"/>
+          <w:b/>
+          <w:bCs/>
+          <w:color w:val="EE0000"/>
+          <w:sz w:val="28"/>
+          <w:szCs w:val="28"/>
+        </w:rPr>
+        <w:t xml:space="preserve">{{ </w:t>
+      </w:r>
+      <w:r>
+        <w:rPr>
+          <w:rFonts w:ascii="Arial Narrow" w:eastAsia="Arial Narrow" w:hAnsi="Arial Narrow" w:cs="Arial Narrow"/>
+          <w:b/>
+          <w:bCs/>
+          <w:color w:val="EE0000"/>
+          <w:sz w:val="28"/>
+          <w:szCs w:val="28"/>
         </w:rPr>
         <w:t>Tipo_de_demanda</w:t>
       </w:r>
       <w:r>
         <w:rPr>
           <w:rFonts w:ascii="Arial Narrow" w:eastAsia="Arial Narrow" w:hAnsi="Arial Narrow" w:cs="Arial Narrow"/>
+          <w:b/>
+          <w:bCs/>
+          <w:color w:val="EE0000"/>
+          <w:sz w:val="28"/>
+          <w:szCs w:val="28"/>
+        </w:rPr>
+        <w:t>}}</w:t>
+      </w:r>
+      <w:r>
+        <w:rPr>
+          <w:rFonts w:ascii="Arial Narrow" w:eastAsia="Arial Narrow" w:hAnsi="Arial Narrow" w:cs="Arial Narrow"/>
+          <w:b/>
+          <w:bCs/>
+          <w:color w:val="EE0000"/>
+          <w:sz w:val="28"/>
+          <w:szCs w:val="28"/>
         </w:rPr>
         <w:t xml:space="preserve"> </w:t>
       </w:r>
       <w:r>
         <w:rPr>
           <w:rFonts w:ascii="Arial Narrow" w:eastAsia="Arial Narrow" w:hAnsi="Arial Narrow" w:cs="Arial Narrow"/>
-        </w:rPr>
-        <w:t>}}</w:t>
-      </w:r>
-      <w:r>
-        <w:rPr>
-          <w:rFonts w:ascii="Arial Narrow" w:eastAsia="Arial Narrow" w:hAnsi="Arial Narrow" w:cs="Arial Narrow"/>
+          <w:b/>
+          <w:bCs/>
+          <w:noProof/>
+          <w:color w:val="EE0000"/>
+          <w:sz w:val="28"/>
+          <w:szCs w:val="28"/>
         </w:rPr>
         <w:t xml:space="preserve"> </w:t>
       </w:r>
@@ -112,44 +143,76 @@
         <w:rPr>
           <w:rFonts w:ascii="Arial Narrow" w:eastAsia="Arial Narrow" w:hAnsi="Arial Narrow" w:cs="Arial Narrow"/>
         </w:rPr>
-        <w:fldChar w:fldCharType="begin"/>
-      </w:r>
-      <w:r>
-        <w:rPr>
-          <w:rFonts w:ascii="Arial Narrow" w:eastAsia="Arial Narrow" w:hAnsi="Arial Narrow" w:cs="Arial Narrow"/>
-        </w:rPr>
-        <w:instrText xml:space="preserve"> MERGEFIELD Pedido_mensal </w:instrText>
-      </w:r>
-      <w:r>
-        <w:rPr>
-          <w:rFonts w:ascii="Arial Narrow" w:eastAsia="Arial Narrow" w:hAnsi="Arial Narrow" w:cs="Arial Narrow"/>
-        </w:rPr>
-        <w:fldChar w:fldCharType="separate"/>
-      </w:r>
-      <w:r>
-        <w:rPr>
-          <w:rFonts w:ascii="Arial Narrow" w:eastAsia="Arial Narrow" w:hAnsi="Arial Narrow" w:cs="Arial Narrow"/>
+        <w:t xml:space="preserve">{{ </w:t>
+      </w:r>
+      <w:r>
+        <w:rPr>
+          <w:rFonts w:ascii="Arial Narrow" w:eastAsia="Arial Narrow" w:hAnsi="Arial Narrow" w:cs="Arial Narrow"/>
+        </w:rPr>
+        <w:t xml:space="preserve"> Pedido_mensal </w:t>
+      </w:r>
+      <w:r>
+        <w:rPr>
+          <w:rFonts w:ascii="Arial Narrow" w:eastAsia="Arial Narrow" w:hAnsi="Arial Narrow" w:cs="Arial Narrow"/>
+        </w:rPr>
+        <w:t xml:space="preserve">}} </w:t>
+      </w:r>
+      <w:r>
+        <w:rPr>
+          <w:rFonts w:ascii="Arial Narrow" w:eastAsia="Arial Narrow" w:hAnsi="Arial Narrow" w:cs="Arial Narrow"/>
+        </w:rPr>
+        <w:t xml:space="preserve">unidades do medicamento  </w:t>
+      </w:r>
+      <w:r>
+        <w:rPr>
+          <w:rFonts w:ascii="Arial Narrow" w:eastAsia="Arial Narrow" w:hAnsi="Arial Narrow" w:cs="Arial Narrow"/>
+          <w:b/>
+          <w:bCs/>
+        </w:rPr>
+        <w:t xml:space="preserve"> </w:t>
+      </w:r>
+      <w:r>
+        <w:rPr>
+          <w:rFonts w:ascii="Arial Narrow" w:eastAsia="Arial Narrow" w:hAnsi="Arial Narrow" w:cs="Arial Narrow"/>
+          <w:b/>
+          <w:bCs/>
+        </w:rPr>
+        <w:t xml:space="preserve">{{ </w:t>
+      </w:r>
+      <w:r>
+        <w:rPr>
+          <w:rFonts w:ascii="Arial Narrow" w:eastAsia="Arial Narrow" w:hAnsi="Arial Narrow" w:cs="Arial Narrow"/>
+          <w:b/>
+          <w:bCs/>
+        </w:rPr>
+        <w:t>Medicamento</w:t>
+      </w:r>
+      <w:r>
+        <w:rPr>
+          <w:rFonts w:ascii="Arial Narrow" w:eastAsia="Arial Narrow" w:hAnsi="Arial Narrow" w:cs="Arial Narrow"/>
+          <w:b/>
+          <w:bCs/>
           <w:noProof/>
         </w:rPr>
-        <w:t>«Pedido_mensal»</w:t>
-      </w:r>
-      <w:r>
-        <w:rPr>
-          <w:rFonts w:ascii="Arial Narrow" w:eastAsia="Arial Narrow" w:hAnsi="Arial Narrow" w:cs="Arial Narrow"/>
-        </w:rPr>
-        <w:fldChar w:fldCharType="end"/>
-      </w:r>
-      <w:r>
-        <w:rPr>
-          <w:rFonts w:ascii="Arial Narrow" w:eastAsia="Arial Narrow" w:hAnsi="Arial Narrow" w:cs="Arial Narrow"/>
-        </w:rPr>
-        <w:t xml:space="preserve"> unidades do medicamento  </w:t>
-      </w:r>
-      <w:r>
-        <w:rPr>
-          <w:rFonts w:ascii="Arial Narrow" w:eastAsia="Arial Narrow" w:hAnsi="Arial Narrow" w:cs="Arial Narrow"/>
-        </w:rPr>
-        <w:t>{{</w:t>
+        <w:t xml:space="preserve"> }}</w:t>
+      </w:r>
+      <w:r>
+        <w:rPr>
+          <w:rFonts w:ascii="Arial Narrow" w:eastAsia="Arial Narrow" w:hAnsi="Arial Narrow" w:cs="Arial Narrow"/>
+        </w:rPr>
+        <w:t xml:space="preserve">  que atenderá aos pacientes cadastrados  por um período aproximado de  </w:t>
+      </w:r>
+      <w:r>
+        <w:rPr>
+          <w:rFonts w:ascii="Arial Narrow" w:eastAsia="Arial Narrow" w:hAnsi="Arial Narrow" w:cs="Arial Narrow"/>
+        </w:rPr>
+        <w:t xml:space="preserve">{{ </w:t>
+      </w:r>
+      <w:r>
+        <w:rPr>
+          <w:rFonts w:ascii="Arial Narrow" w:eastAsia="Arial Narrow" w:hAnsi="Arial Narrow" w:cs="Arial Narrow"/>
+        </w:rPr>
+        <w:t>Nº_Meses</w:t>
       </w:r>
       <w:r>
         <w:rPr>
@@ -161,7 +224,31 @@
         <w:rPr>
           <w:rFonts w:ascii="Arial Narrow" w:eastAsia="Arial Narrow" w:hAnsi="Arial Narrow" w:cs="Arial Narrow"/>
         </w:rPr>
-        <w:t>Medicamento</w:t>
+        <w:t xml:space="preserve">}} </w:t>
+      </w:r>
+      <w:r>
+        <w:rPr>
+          <w:rFonts w:ascii="Arial Narrow" w:eastAsia="Arial Narrow" w:hAnsi="Arial Narrow" w:cs="Arial Narrow"/>
+        </w:rPr>
+        <w:t xml:space="preserve">meses,  considerando o estoque líquido de  </w:t>
+      </w:r>
+      <w:r>
+        <w:rPr>
+          <w:rFonts w:ascii="Arial Narrow" w:eastAsia="Arial Narrow" w:hAnsi="Arial Narrow" w:cs="Arial Narrow"/>
+        </w:rPr>
+        <w:t xml:space="preserve">{{ </w:t>
+      </w:r>
+      <w:r>
+        <w:rPr>
+          <w:rFonts w:ascii="Arial Narrow" w:eastAsia="Arial Narrow" w:hAnsi="Arial Narrow" w:cs="Arial Narrow"/>
+        </w:rPr>
+        <w:t>Estoque_Liq</w:t>
+      </w:r>
+      <w:r>
+        <w:rPr>
+          <w:rFonts w:ascii="Arial Narrow" w:eastAsia="Arial Narrow" w:hAnsi="Arial Narrow" w:cs="Arial Narrow"/>
+        </w:rPr>
+        <w:t xml:space="preserve"> }}</w:t>
       </w:r>
       <w:r>
         <w:rPr>
@@ -172,24 +259,7 @@
       <w:r>
         <w:rPr>
           <w:rFonts w:ascii="Arial Narrow" w:eastAsia="Arial Narrow" w:hAnsi="Arial Narrow" w:cs="Arial Narrow"/>
-        </w:rPr>
-        <w:t xml:space="preserve">}} </w:t>
-      </w:r>
-      <w:r>
-        <w:rPr>
-          <w:rFonts w:ascii="Arial Narrow" w:eastAsia="Arial Narrow" w:hAnsi="Arial Narrow" w:cs="Arial Narrow"/>
-        </w:rPr>
-        <w:t xml:space="preserve"> que atenderá aos pacientes cadastrados  por um período aproximado de </w:t>
-      </w:r>
-      <w:r>
-        <w:rPr>
-          <w:rFonts w:ascii="Arial Narrow" w:eastAsia="Arial Narrow" w:hAnsi="Arial Narrow" w:cs="Arial Narrow"/>
-        </w:rPr>
-        <w:t>{</w:t>
-      </w:r>
-      <w:r>
-        <w:rPr>
-          <w:rFonts w:ascii="Arial Narrow" w:eastAsia="Arial Narrow" w:hAnsi="Arial Narrow" w:cs="Arial Narrow"/>
+          <w:b/>
         </w:rPr>
         <w:t xml:space="preserve"> </w:t>
       </w:r>
@@ -197,7 +267,32 @@
         <w:rPr>
           <w:rFonts w:ascii="Arial Narrow" w:eastAsia="Arial Narrow" w:hAnsi="Arial Narrow" w:cs="Arial Narrow"/>
         </w:rPr>
-        <w:t>{Nº_Meses</w:t>
+        <w:t xml:space="preserve">unidades, o consumo médio mensal (CMM) de  </w:t>
+      </w:r>
+      <w:r>
+        <w:rPr>
+          <w:rFonts w:ascii="Arial Narrow" w:eastAsia="Arial Narrow" w:hAnsi="Arial Narrow" w:cs="Arial Narrow"/>
+        </w:rPr>
+        <w:t xml:space="preserve">{{ </w:t>
+      </w:r>
+      <w:r>
+        <w:rPr>
+          <w:rFonts w:ascii="Arial Narrow" w:eastAsia="Arial Narrow" w:hAnsi="Arial Narrow" w:cs="Arial Narrow"/>
+        </w:rPr>
+        <w:t xml:space="preserve">CMM </w:t>
+      </w:r>
+      <w:r>
+        <w:rPr>
+          <w:rFonts w:ascii="Arial Narrow" w:eastAsia="Arial Narrow" w:hAnsi="Arial Narrow" w:cs="Arial Narrow"/>
+        </w:rPr>
+        <w:t>}}</w:t>
+      </w:r>
+      <w:r>
+        <w:rPr>
+          <w:rFonts w:ascii="Arial Narrow" w:eastAsia="Arial Narrow" w:hAnsi="Arial Narrow" w:cs="Arial Narrow"/>
+          <w:noProof/>
+        </w:rPr>
+        <w:t xml:space="preserve"> , as entregas pendentes de </w:t>
       </w:r>
       <w:r>
         <w:rPr>
@@ -209,11 +304,30 @@
         <w:rPr>
           <w:rFonts w:ascii="Arial Narrow" w:eastAsia="Arial Narrow" w:hAnsi="Arial Narrow" w:cs="Arial Narrow"/>
         </w:rPr>
+        <w:t xml:space="preserve">{{ </w:t>
+      </w:r>
+      <w:r>
+        <w:rPr>
+          <w:rFonts w:ascii="Arial Narrow" w:eastAsia="Arial Narrow" w:hAnsi="Arial Narrow" w:cs="Arial Narrow"/>
+        </w:rPr>
+        <w:t xml:space="preserve">Pendencias_de_Entrega </w:t>
+      </w:r>
+      <w:r>
+        <w:rPr>
+          <w:rFonts w:ascii="Arial Narrow" w:eastAsia="Arial Narrow" w:hAnsi="Arial Narrow" w:cs="Arial Narrow"/>
+        </w:rPr>
         <w:t>}}</w:t>
       </w:r>
       <w:r>
         <w:rPr>
           <w:rFonts w:ascii="Arial Narrow" w:eastAsia="Arial Narrow" w:hAnsi="Arial Narrow" w:cs="Arial Narrow"/>
+          <w:noProof/>
+        </w:rPr>
+        <w:t xml:space="preserve"> , ajustado ao fator embalagem de </w:t>
+      </w:r>
+      <w:r>
+        <w:rPr>
+          <w:rFonts w:ascii="Arial Narrow" w:eastAsia="Arial Narrow" w:hAnsi="Arial Narrow" w:cs="Arial Narrow"/>
         </w:rPr>
         <w:t xml:space="preserve"> </w:t>
       </w:r>
@@ -221,145 +335,7 @@
         <w:rPr>
           <w:rFonts w:ascii="Arial Narrow" w:eastAsia="Arial Narrow" w:hAnsi="Arial Narrow" w:cs="Arial Narrow"/>
         </w:rPr>
-        <w:t xml:space="preserve">meses,  considerando o estoque líquido de </w:t>
-      </w:r>
-      <w:r>
-        <w:rPr>
-          <w:rFonts w:ascii="Arial Narrow" w:eastAsia="Arial Narrow" w:hAnsi="Arial Narrow" w:cs="Arial Narrow"/>
-        </w:rPr>
-        <w:t>{{</w:t>
-      </w:r>
-      <w:r>
-        <w:rPr>
-          <w:rFonts w:ascii="Arial Narrow" w:eastAsia="Arial Narrow" w:hAnsi="Arial Narrow" w:cs="Arial Narrow"/>
-        </w:rPr>
-        <w:t xml:space="preserve"> </w:t>
-      </w:r>
-      <w:r>
-        <w:rPr>
-          <w:rFonts w:ascii="Arial Narrow" w:eastAsia="Arial Narrow" w:hAnsi="Arial Narrow" w:cs="Arial Narrow"/>
-        </w:rPr>
-        <w:t>Estoque_Liq</w:t>
-      </w:r>
-      <w:r>
-        <w:rPr>
-          <w:rFonts w:ascii="Arial Narrow" w:eastAsia="Arial Narrow" w:hAnsi="Arial Narrow" w:cs="Arial Narrow"/>
-        </w:rPr>
-        <w:t xml:space="preserve"> </w:t>
-      </w:r>
-      <w:r>
-        <w:rPr>
-          <w:rFonts w:ascii="Arial Narrow" w:eastAsia="Arial Narrow" w:hAnsi="Arial Narrow" w:cs="Arial Narrow"/>
-        </w:rPr>
-        <w:t xml:space="preserve">}} </w:t>
-      </w:r>
-      <w:r>
-        <w:rPr>
-          <w:rFonts w:ascii="Arial Narrow" w:eastAsia="Arial Narrow" w:hAnsi="Arial Narrow" w:cs="Arial Narrow"/>
-        </w:rPr>
-        <w:t xml:space="preserve"> </w:t>
-      </w:r>
-      <w:r>
-        <w:rPr>
-          <w:rFonts w:ascii="Arial Narrow" w:eastAsia="Arial Narrow" w:hAnsi="Arial Narrow" w:cs="Arial Narrow"/>
-        </w:rPr>
-        <w:t xml:space="preserve">unidades, o consumo médio mensal (CMM) de </w:t>
-      </w:r>
-      <w:r>
-        <w:rPr>
-          <w:rFonts w:ascii="Arial Narrow" w:eastAsia="Arial Narrow" w:hAnsi="Arial Narrow" w:cs="Arial Narrow"/>
-        </w:rPr>
-        <w:t>{{</w:t>
-      </w:r>
-      <w:r>
-        <w:rPr>
-          <w:rFonts w:ascii="Arial Narrow" w:eastAsia="Arial Narrow" w:hAnsi="Arial Narrow" w:cs="Arial Narrow"/>
-        </w:rPr>
-        <w:t xml:space="preserve"> </w:t>
-      </w:r>
-      <w:r>
-        <w:rPr>
-          <w:rFonts w:ascii="Arial Narrow" w:eastAsia="Arial Narrow" w:hAnsi="Arial Narrow" w:cs="Arial Narrow"/>
-        </w:rPr>
-        <w:t>CMM</w:t>
-      </w:r>
-      <w:r>
-        <w:rPr>
-          <w:rFonts w:ascii="Arial Narrow" w:eastAsia="Arial Narrow" w:hAnsi="Arial Narrow" w:cs="Arial Narrow"/>
-        </w:rPr>
-        <w:t xml:space="preserve"> </w:t>
-      </w:r>
-      <w:r>
-        <w:rPr>
-          <w:rFonts w:ascii="Arial Narrow" w:eastAsia="Arial Narrow" w:hAnsi="Arial Narrow" w:cs="Arial Narrow"/>
-        </w:rPr>
-        <w:t>}}</w:t>
-      </w:r>
-      <w:r>
-        <w:rPr>
-          <w:rFonts w:ascii="Arial Narrow" w:eastAsia="Arial Narrow" w:hAnsi="Arial Narrow" w:cs="Arial Narrow"/>
-        </w:rPr>
-        <w:t xml:space="preserve"> , as entregas pendentes de</w:t>
-      </w:r>
-      <w:r>
-        <w:rPr>
-          <w:rFonts w:ascii="Arial Narrow" w:eastAsia="Arial Narrow" w:hAnsi="Arial Narrow" w:cs="Arial Narrow"/>
-        </w:rPr>
-        <w:t xml:space="preserve"> </w:t>
-      </w:r>
-      <w:r>
-        <w:rPr>
-          <w:rFonts w:ascii="Arial Narrow" w:eastAsia="Arial Narrow" w:hAnsi="Arial Narrow" w:cs="Arial Narrow"/>
-        </w:rPr>
-        <w:t>{{</w:t>
-      </w:r>
-      <w:r>
-        <w:rPr>
-          <w:rFonts w:ascii="Arial Narrow" w:eastAsia="Arial Narrow" w:hAnsi="Arial Narrow" w:cs="Arial Narrow"/>
-        </w:rPr>
-        <w:t xml:space="preserve"> </w:t>
-      </w:r>
-      <w:r>
-        <w:rPr>
-          <w:rFonts w:ascii="Arial Narrow" w:eastAsia="Arial Narrow" w:hAnsi="Arial Narrow" w:cs="Arial Narrow"/>
-        </w:rPr>
-        <w:t>Pendencias_de_Entrega</w:t>
-      </w:r>
-      <w:r>
-        <w:rPr>
-          <w:rFonts w:ascii="Arial Narrow" w:eastAsia="Arial Narrow" w:hAnsi="Arial Narrow" w:cs="Arial Narrow"/>
-        </w:rPr>
-        <w:t xml:space="preserve"> </w:t>
-      </w:r>
-      <w:r>
-        <w:rPr>
-          <w:rFonts w:ascii="Arial Narrow" w:eastAsia="Arial Narrow" w:hAnsi="Arial Narrow" w:cs="Arial Narrow"/>
-        </w:rPr>
-        <w:t>}}</w:t>
-      </w:r>
-      <w:r>
-        <w:rPr>
-          <w:rFonts w:ascii="Arial Narrow" w:eastAsia="Arial Narrow" w:hAnsi="Arial Narrow" w:cs="Arial Narrow"/>
-        </w:rPr>
-        <w:t>, ajustado ao fator embalagem de</w:t>
-      </w:r>
-      <w:r>
-        <w:rPr>
-          <w:rFonts w:ascii="Arial Narrow" w:eastAsia="Arial Narrow" w:hAnsi="Arial Narrow" w:cs="Arial Narrow"/>
-        </w:rPr>
-        <w:t xml:space="preserve"> </w:t>
-      </w:r>
-      <w:r>
-        <w:rPr>
-          <w:rFonts w:ascii="Arial Narrow" w:eastAsia="Arial Narrow" w:hAnsi="Arial Narrow" w:cs="Arial Narrow"/>
-        </w:rPr>
-        <w:t>{{</w:t>
-      </w:r>
-      <w:r>
-        <w:rPr>
-          <w:rFonts w:ascii="Arial Narrow" w:eastAsia="Arial Narrow" w:hAnsi="Arial Narrow" w:cs="Arial Narrow"/>
-        </w:rPr>
-        <w:t xml:space="preserve"> </w:t>
+        <w:t xml:space="preserve">{{ </w:t>
       </w:r>
       <w:r>
         <w:rPr>
@@ -371,20 +347,14 @@
         <w:rPr>
           <w:rFonts w:ascii="Arial Narrow" w:eastAsia="Arial Narrow" w:hAnsi="Arial Narrow" w:cs="Arial Narrow"/>
         </w:rPr>
-        <w:t xml:space="preserve"> </w:t>
-      </w:r>
-      <w:r>
-        <w:rPr>
-          <w:rFonts w:ascii="Arial Narrow" w:eastAsia="Arial Narrow" w:hAnsi="Arial Narrow" w:cs="Arial Narrow"/>
-        </w:rPr>
-        <w:t>}}</w:t>
+        <w:t xml:space="preserve"> }}</w:t>
       </w:r>
       <w:r>
         <w:rPr>
           <w:rFonts w:ascii="Arial Narrow" w:eastAsia="Arial Narrow" w:hAnsi="Arial Narrow" w:cs="Arial Narrow"/>
           <w:b/>
         </w:rPr>
-        <w:t>.</w:t>
+        <w:t xml:space="preserve"> .</w:t>
       </w:r>
     </w:p>
     <w:p>
@@ -450,53 +420,40 @@
               <w:jc w:val="center"/>
               <w:rPr>
                 <w:rFonts w:ascii="Arial Narrow" w:eastAsia="Arial Narrow" w:hAnsi="Arial Narrow" w:cs="Arial Narrow"/>
-                <w:color w:val="EE0000"/>
-                <w:sz w:val="32"/>
-                <w:szCs w:val="32"/>
+                <w:sz w:val="36"/>
+                <w:szCs w:val="36"/>
               </w:rPr>
             </w:pPr>
             <w:r>
               <w:rPr>
                 <w:rFonts w:ascii="Arial Narrow" w:eastAsia="Arial Narrow" w:hAnsi="Arial Narrow" w:cs="Arial Narrow"/>
-                <w:color w:val="EE0000"/>
-                <w:sz w:val="32"/>
-                <w:szCs w:val="32"/>
-              </w:rPr>
-              <w:t>{{</w:t>
-            </w:r>
-            <w:r>
-              <w:rPr>
-                <w:rFonts w:ascii="Arial Narrow" w:eastAsia="Arial Narrow" w:hAnsi="Arial Narrow" w:cs="Arial Narrow"/>
-                <w:color w:val="EE0000"/>
-                <w:sz w:val="32"/>
-                <w:szCs w:val="32"/>
+                <w:sz w:val="36"/>
+                <w:szCs w:val="36"/>
               </w:rPr>
               <w:t xml:space="preserve"> </w:t>
             </w:r>
             <w:r>
               <w:rPr>
                 <w:rFonts w:ascii="Arial Narrow" w:eastAsia="Arial Narrow" w:hAnsi="Arial Narrow" w:cs="Arial Narrow"/>
-                <w:color w:val="EE0000"/>
-                <w:sz w:val="32"/>
-                <w:szCs w:val="32"/>
-              </w:rPr>
-              <w:t>Medicamento</w:t>
-            </w:r>
-            <w:r>
-              <w:rPr>
-                <w:rFonts w:ascii="Arial Narrow" w:eastAsia="Arial Narrow" w:hAnsi="Arial Narrow" w:cs="Arial Narrow"/>
-                <w:color w:val="EE0000"/>
-                <w:sz w:val="32"/>
-                <w:szCs w:val="32"/>
-              </w:rPr>
-              <w:t xml:space="preserve"> </w:t>
-            </w:r>
-            <w:r>
-              <w:rPr>
-                <w:rFonts w:ascii="Arial Narrow" w:eastAsia="Arial Narrow" w:hAnsi="Arial Narrow" w:cs="Arial Narrow"/>
-                <w:color w:val="EE0000"/>
-                <w:sz w:val="32"/>
-                <w:szCs w:val="32"/>
+                <w:sz w:val="36"/>
+                <w:szCs w:val="36"/>
+              </w:rPr>
+              <w:t xml:space="preserve">{{ </w:t>
+            </w:r>
+            <w:r>
+              <w:rPr>
+                <w:rFonts w:ascii="Arial Narrow" w:eastAsia="Arial Narrow" w:hAnsi="Arial Narrow" w:cs="Arial Narrow"/>
+                <w:sz w:val="36"/>
+                <w:szCs w:val="36"/>
+              </w:rPr>
+              <w:t xml:space="preserve">Medicamento </w:t>
+            </w:r>
+            <w:r>
+              <w:rPr>
+                <w:rFonts w:ascii="Arial Narrow" w:eastAsia="Arial Narrow" w:hAnsi="Arial Narrow" w:cs="Arial Narrow"/>
+                <w:noProof/>
+                <w:sz w:val="36"/>
+                <w:szCs w:val="36"/>
               </w:rPr>
               <w:t>}}</w:t>
             </w:r>
@@ -515,26 +472,26 @@
               <w:rPr>
                 <w:rFonts w:ascii="Arial Narrow" w:eastAsia="Arial Narrow" w:hAnsi="Arial Narrow" w:cs="Arial Narrow"/>
                 <w:color w:val="EE0000"/>
-                <w:sz w:val="36"/>
-                <w:szCs w:val="36"/>
-              </w:rPr>
-              <w:t>{{</w:t>
+                <w:sz w:val="32"/>
+                <w:szCs w:val="32"/>
+              </w:rPr>
+              <w:t xml:space="preserve"> </w:t>
             </w:r>
             <w:r>
               <w:rPr>
                 <w:rFonts w:ascii="Arial Narrow" w:eastAsia="Arial Narrow" w:hAnsi="Arial Narrow" w:cs="Arial Narrow"/>
                 <w:color w:val="EE0000"/>
-                <w:sz w:val="36"/>
-                <w:szCs w:val="36"/>
-              </w:rPr>
-              <w:t xml:space="preserve"> </w:t>
+                <w:sz w:val="32"/>
+                <w:szCs w:val="32"/>
+              </w:rPr>
+              <w:t xml:space="preserve">{{ </w:t>
             </w:r>
             <w:r>
               <w:rPr>
                 <w:rFonts w:ascii="Arial Narrow" w:eastAsia="Arial Narrow" w:hAnsi="Arial Narrow" w:cs="Arial Narrow"/>
                 <w:color w:val="EE0000"/>
-                <w:sz w:val="36"/>
-                <w:szCs w:val="36"/>
+                <w:sz w:val="32"/>
+                <w:szCs w:val="32"/>
               </w:rPr>
               <w:t>Programa</w:t>
             </w:r>
@@ -542,19 +499,10 @@
               <w:rPr>
                 <w:rFonts w:ascii="Arial Narrow" w:eastAsia="Arial Narrow" w:hAnsi="Arial Narrow" w:cs="Arial Narrow"/>
                 <w:color w:val="EE0000"/>
-                <w:sz w:val="36"/>
-                <w:szCs w:val="36"/>
-              </w:rPr>
-              <w:t xml:space="preserve"> </w:t>
-            </w:r>
-            <w:r>
-              <w:rPr>
-                <w:rFonts w:ascii="Arial Narrow" w:eastAsia="Arial Narrow" w:hAnsi="Arial Narrow" w:cs="Arial Narrow"/>
-                <w:color w:val="EE0000"/>
-                <w:sz w:val="36"/>
-                <w:szCs w:val="36"/>
-              </w:rPr>
-              <w:t>}}</w:t>
+                <w:sz w:val="32"/>
+                <w:szCs w:val="32"/>
+              </w:rPr>
+              <w:t xml:space="preserve"> }}</w:t>
             </w:r>
           </w:p>
         </w:tc>
@@ -869,15 +817,6 @@
                 <w:sz w:val="28"/>
                 <w:szCs w:val="28"/>
               </w:rPr>
-              <w:t>{{</w:t>
-            </w:r>
-            <w:r>
-              <w:rPr>
-                <w:rFonts w:ascii="Arial Narrow" w:eastAsia="Arial Narrow" w:hAnsi="Arial Narrow" w:cs="Arial Narrow"/>
-                <w:b/>
-                <w:sz w:val="28"/>
-                <w:szCs w:val="28"/>
-              </w:rPr>
               <w:t xml:space="preserve"> </w:t>
             </w:r>
             <w:r>
@@ -887,16 +826,34 @@
                 <w:sz w:val="28"/>
                 <w:szCs w:val="28"/>
               </w:rPr>
-              <w:t>Pedido_mensal</w:t>
-            </w:r>
-            <w:r>
-              <w:rPr>
-                <w:rFonts w:ascii="Arial Narrow" w:eastAsia="Arial Narrow" w:hAnsi="Arial Narrow" w:cs="Arial Narrow"/>
-                <w:b/>
-                <w:sz w:val="28"/>
-                <w:szCs w:val="28"/>
-              </w:rPr>
-              <w:t xml:space="preserve"> </w:t>
+              <w:t xml:space="preserve">{{ </w:t>
+            </w:r>
+            <w:r>
+              <w:rPr>
+                <w:rFonts w:ascii="Arial Narrow" w:eastAsia="Arial Narrow" w:hAnsi="Arial Narrow" w:cs="Arial Narrow"/>
+                <w:b/>
+                <w:sz w:val="28"/>
+                <w:szCs w:val="28"/>
+              </w:rPr>
+              <w:t>Pedido</w:t>
+            </w:r>
+            <w:r>
+              <w:rPr>
+                <w:rFonts w:ascii="Arial Narrow" w:eastAsia="Arial Narrow" w:hAnsi="Arial Narrow" w:cs="Arial Narrow"/>
+                <w:b/>
+                <w:sz w:val="28"/>
+                <w:szCs w:val="28"/>
+              </w:rPr>
+              <w:t>_</w:t>
+            </w:r>
+            <w:r>
+              <w:rPr>
+                <w:rFonts w:ascii="Arial Narrow" w:eastAsia="Arial Narrow" w:hAnsi="Arial Narrow" w:cs="Arial Narrow"/>
+                <w:b/>
+                <w:sz w:val="28"/>
+                <w:szCs w:val="28"/>
+              </w:rPr>
+              <w:t xml:space="preserve">mensal </w:t>
             </w:r>
             <w:r>
               <w:rPr>
@@ -976,7 +933,34 @@
                 <w:sz w:val="28"/>
                 <w:szCs w:val="28"/>
               </w:rPr>
-              <w:t>{{ CMM }}</w:t>
+              <w:t xml:space="preserve"> </w:t>
+            </w:r>
+            <w:r>
+              <w:rPr>
+                <w:rFonts w:ascii="Arial Narrow" w:eastAsia="Arial Narrow" w:hAnsi="Arial Narrow" w:cs="Arial Narrow"/>
+                <w:b/>
+                <w:sz w:val="28"/>
+                <w:szCs w:val="28"/>
+              </w:rPr>
+              <w:t>{{</w:t>
+            </w:r>
+            <w:r>
+              <w:rPr>
+                <w:rFonts w:ascii="Arial Narrow" w:eastAsia="Arial Narrow" w:hAnsi="Arial Narrow" w:cs="Arial Narrow"/>
+                <w:b/>
+                <w:sz w:val="28"/>
+                <w:szCs w:val="28"/>
+              </w:rPr>
+              <w:t xml:space="preserve"> CMM</w:t>
+            </w:r>
+            <w:r>
+              <w:rPr>
+                <w:rFonts w:ascii="Arial Narrow" w:eastAsia="Arial Narrow" w:hAnsi="Arial Narrow" w:cs="Arial Narrow"/>
+                <w:b/>
+                <w:sz w:val="28"/>
+                <w:szCs w:val="28"/>
+              </w:rPr>
+              <w:t xml:space="preserve"> }}</w:t>
             </w:r>
           </w:p>
         </w:tc>
@@ -1049,7 +1033,7 @@
                 <w:sz w:val="28"/>
                 <w:szCs w:val="28"/>
               </w:rPr>
-              <w:t>{{</w:t>
+              <w:t xml:space="preserve"> </w:t>
             </w:r>
             <w:r>
               <w:rPr>
@@ -1059,7 +1043,7 @@
                 <w:sz w:val="28"/>
                 <w:szCs w:val="28"/>
               </w:rPr>
-              <w:t xml:space="preserve"> </w:t>
+              <w:t xml:space="preserve">{{ </w:t>
             </w:r>
             <w:r>
               <w:rPr>
@@ -1069,37 +1053,7 @@
                 <w:sz w:val="28"/>
                 <w:szCs w:val="28"/>
               </w:rPr>
-              <w:t>Nº_M</w:t>
-            </w:r>
-            <w:r>
-              <w:rPr>
-                <w:rFonts w:ascii="Arial Narrow" w:eastAsia="Arial Narrow" w:hAnsi="Arial Narrow" w:cs="Arial Narrow"/>
-                <w:b/>
-                <w:noProof/>
-                <w:sz w:val="28"/>
-                <w:szCs w:val="28"/>
-              </w:rPr>
-              <w:t>e</w:t>
-            </w:r>
-            <w:r>
-              <w:rPr>
-                <w:rFonts w:ascii="Arial Narrow" w:eastAsia="Arial Narrow" w:hAnsi="Arial Narrow" w:cs="Arial Narrow"/>
-                <w:b/>
-                <w:noProof/>
-                <w:sz w:val="28"/>
-                <w:szCs w:val="28"/>
-              </w:rPr>
-              <w:t>ses</w:t>
-            </w:r>
-            <w:r>
-              <w:rPr>
-                <w:rFonts w:ascii="Arial Narrow" w:eastAsia="Arial Narrow" w:hAnsi="Arial Narrow" w:cs="Arial Narrow"/>
-                <w:b/>
-                <w:noProof/>
-                <w:sz w:val="28"/>
-                <w:szCs w:val="28"/>
-              </w:rPr>
-              <w:t xml:space="preserve"> </w:t>
+              <w:t>Nº_Meses</w:t>
             </w:r>
             <w:r>
               <w:rPr>
@@ -1180,7 +1134,43 @@
                 <w:sz w:val="28"/>
                 <w:szCs w:val="28"/>
               </w:rPr>
-              <w:t>{{</w:t>
+              <w:t xml:space="preserve">{{ </w:t>
+            </w:r>
+            <w:r>
+              <w:rPr>
+                <w:rFonts w:ascii="Arial Narrow" w:eastAsia="Arial Narrow" w:hAnsi="Arial Narrow" w:cs="Arial Narrow"/>
+                <w:b/>
+                <w:sz w:val="28"/>
+                <w:szCs w:val="28"/>
+              </w:rPr>
+              <w:t>Estoque</w:t>
+            </w:r>
+            <w:r>
+              <w:rPr>
+                <w:rFonts w:ascii="Arial Narrow" w:eastAsia="Arial Narrow" w:hAnsi="Arial Narrow" w:cs="Arial Narrow"/>
+                <w:b/>
+                <w:sz w:val="28"/>
+                <w:szCs w:val="28"/>
+              </w:rPr>
+              <w:t>_</w:t>
+            </w:r>
+            <w:r>
+              <w:rPr>
+                <w:rFonts w:ascii="Arial Narrow" w:eastAsia="Arial Narrow" w:hAnsi="Arial Narrow" w:cs="Arial Narrow"/>
+                <w:b/>
+                <w:sz w:val="28"/>
+                <w:szCs w:val="28"/>
+              </w:rPr>
+              <w:t>Liq</w:t>
+            </w:r>
+            <w:r>
+              <w:rPr>
+                <w:rFonts w:ascii="Arial Narrow" w:eastAsia="Arial Narrow" w:hAnsi="Arial Narrow" w:cs="Arial Narrow"/>
+                <w:b/>
+                <w:sz w:val="28"/>
+                <w:szCs w:val="28"/>
+              </w:rPr>
+              <w:t xml:space="preserve"> }}</w:t>
             </w:r>
             <w:r>
               <w:rPr>
@@ -1195,10 +1185,11 @@
               <w:rPr>
                 <w:rFonts w:ascii="Arial Narrow" w:eastAsia="Arial Narrow" w:hAnsi="Arial Narrow" w:cs="Arial Narrow"/>
                 <w:b/>
-                <w:sz w:val="28"/>
-                <w:szCs w:val="28"/>
-              </w:rPr>
-              <w:t>Estoque_Liq</w:t>
+                <w:noProof/>
+                <w:sz w:val="28"/>
+                <w:szCs w:val="28"/>
+              </w:rPr>
+              <w:t xml:space="preserve"> = </w:t>
             </w:r>
             <w:r>
               <w:rPr>
@@ -1216,7 +1207,25 @@
                 <w:sz w:val="28"/>
                 <w:szCs w:val="28"/>
               </w:rPr>
-              <w:t>}} = {{</w:t>
+              <w:t xml:space="preserve">{{ </w:t>
+            </w:r>
+            <w:r>
+              <w:rPr>
+                <w:rFonts w:ascii="Arial Narrow" w:eastAsia="Arial Narrow" w:hAnsi="Arial Narrow" w:cs="Arial Narrow"/>
+                <w:b/>
+                <w:sz w:val="28"/>
+                <w:szCs w:val="28"/>
+              </w:rPr>
+              <w:t>Estoque</w:t>
+            </w:r>
+            <w:r>
+              <w:rPr>
+                <w:rFonts w:ascii="Arial Narrow" w:eastAsia="Arial Narrow" w:hAnsi="Arial Narrow" w:cs="Arial Narrow"/>
+                <w:b/>
+                <w:sz w:val="28"/>
+                <w:szCs w:val="28"/>
+              </w:rPr>
+              <w:t xml:space="preserve"> }}</w:t>
             </w:r>
             <w:r>
               <w:rPr>
@@ -1231,6 +1240,16 @@
               <w:rPr>
                 <w:rFonts w:ascii="Arial Narrow" w:eastAsia="Arial Narrow" w:hAnsi="Arial Narrow" w:cs="Arial Narrow"/>
                 <w:b/>
+                <w:noProof/>
+                <w:sz w:val="28"/>
+                <w:szCs w:val="28"/>
+              </w:rPr>
+              <w:t>– {{</w:t>
+            </w:r>
+            <w:r>
+              <w:rPr>
+                <w:rFonts w:ascii="Arial Narrow" w:eastAsia="Arial Narrow" w:hAnsi="Arial Narrow" w:cs="Arial Narrow"/>
+                <w:b/>
                 <w:sz w:val="28"/>
                 <w:szCs w:val="28"/>
               </w:rPr>
@@ -1243,52 +1262,25 @@
                 <w:sz w:val="28"/>
                 <w:szCs w:val="28"/>
               </w:rPr>
-              <w:t xml:space="preserve"> </w:t>
-            </w:r>
-            <w:r>
-              <w:rPr>
-                <w:rFonts w:ascii="Arial Narrow" w:eastAsia="Arial Narrow" w:hAnsi="Arial Narrow" w:cs="Arial Narrow"/>
-                <w:b/>
-                <w:sz w:val="28"/>
-                <w:szCs w:val="28"/>
-              </w:rPr>
-              <w:t>}} – {{</w:t>
-            </w:r>
-            <w:r>
-              <w:rPr>
-                <w:rFonts w:ascii="Arial Narrow" w:eastAsia="Arial Narrow" w:hAnsi="Arial Narrow" w:cs="Arial Narrow"/>
-                <w:b/>
-                <w:sz w:val="28"/>
-                <w:szCs w:val="28"/>
-              </w:rPr>
-              <w:t xml:space="preserve"> </w:t>
-            </w:r>
-            <w:r>
-              <w:rPr>
-                <w:rFonts w:ascii="Arial Narrow" w:eastAsia="Arial Narrow" w:hAnsi="Arial Narrow" w:cs="Arial Narrow"/>
-                <w:b/>
-                <w:sz w:val="28"/>
-                <w:szCs w:val="28"/>
-              </w:rPr>
-              <w:t>Estoque_Comprometido</w:t>
-            </w:r>
-            <w:r>
-              <w:rPr>
-                <w:rFonts w:ascii="Arial Narrow" w:eastAsia="Arial Narrow" w:hAnsi="Arial Narrow" w:cs="Arial Narrow"/>
-                <w:b/>
-                <w:sz w:val="28"/>
-                <w:szCs w:val="28"/>
-              </w:rPr>
-              <w:t xml:space="preserve"> </w:t>
-            </w:r>
-            <w:r>
-              <w:rPr>
-                <w:rFonts w:ascii="Arial Narrow" w:eastAsia="Arial Narrow" w:hAnsi="Arial Narrow" w:cs="Arial Narrow"/>
-                <w:b/>
-                <w:sz w:val="28"/>
-                <w:szCs w:val="28"/>
-              </w:rPr>
-              <w:t>}}</w:t>
+              <w:t>_</w:t>
+            </w:r>
+            <w:r>
+              <w:rPr>
+                <w:rFonts w:ascii="Arial Narrow" w:eastAsia="Arial Narrow" w:hAnsi="Arial Narrow" w:cs="Arial Narrow"/>
+                <w:b/>
+                <w:sz w:val="28"/>
+                <w:szCs w:val="28"/>
+              </w:rPr>
+              <w:t>Comprometido</w:t>
+            </w:r>
+            <w:r>
+              <w:rPr>
+                <w:rFonts w:ascii="Arial Narrow" w:eastAsia="Arial Narrow" w:hAnsi="Arial Narrow" w:cs="Arial Narrow"/>
+                <w:b/>
+                <w:sz w:val="28"/>
+                <w:szCs w:val="28"/>
+              </w:rPr>
+              <w:t xml:space="preserve"> }}</w:t>
             </w:r>
           </w:p>
         </w:tc>
@@ -1314,15 +1306,6 @@
                 <w:sz w:val="28"/>
                 <w:szCs w:val="28"/>
               </w:rPr>
-              <w:t>{{</w:t>
-            </w:r>
-            <w:r>
-              <w:rPr>
-                <w:rFonts w:ascii="Arial Narrow" w:eastAsia="Arial Narrow" w:hAnsi="Arial Narrow" w:cs="Arial Narrow"/>
-                <w:b/>
-                <w:sz w:val="28"/>
-                <w:szCs w:val="28"/>
-              </w:rPr>
               <w:t xml:space="preserve"> </w:t>
             </w:r>
             <w:r>
@@ -1332,7 +1315,61 @@
                 <w:sz w:val="28"/>
                 <w:szCs w:val="28"/>
               </w:rPr>
-              <w:t>Pendencias_de_Entrega</w:t>
+              <w:t xml:space="preserve">{{ </w:t>
+            </w:r>
+            <w:r>
+              <w:rPr>
+                <w:rFonts w:ascii="Arial Narrow" w:eastAsia="Arial Narrow" w:hAnsi="Arial Narrow" w:cs="Arial Narrow"/>
+                <w:b/>
+                <w:sz w:val="28"/>
+                <w:szCs w:val="28"/>
+              </w:rPr>
+              <w:t>Pendencias</w:t>
+            </w:r>
+            <w:r>
+              <w:rPr>
+                <w:rFonts w:ascii="Arial Narrow" w:eastAsia="Arial Narrow" w:hAnsi="Arial Narrow" w:cs="Arial Narrow"/>
+                <w:b/>
+                <w:sz w:val="28"/>
+                <w:szCs w:val="28"/>
+              </w:rPr>
+              <w:t>_</w:t>
+            </w:r>
+            <w:r>
+              <w:rPr>
+                <w:rFonts w:ascii="Arial Narrow" w:eastAsia="Arial Narrow" w:hAnsi="Arial Narrow" w:cs="Arial Narrow"/>
+                <w:b/>
+                <w:sz w:val="28"/>
+                <w:szCs w:val="28"/>
+              </w:rPr>
+              <w:t>de</w:t>
+            </w:r>
+            <w:r>
+              <w:rPr>
+                <w:rFonts w:ascii="Arial Narrow" w:eastAsia="Arial Narrow" w:hAnsi="Arial Narrow" w:cs="Arial Narrow"/>
+                <w:b/>
+                <w:sz w:val="28"/>
+                <w:szCs w:val="28"/>
+              </w:rPr>
+              <w:t>_</w:t>
+            </w:r>
+            <w:r>
+              <w:rPr>
+                <w:rFonts w:ascii="Arial Narrow" w:eastAsia="Arial Narrow" w:hAnsi="Arial Narrow" w:cs="Arial Narrow"/>
+                <w:b/>
+                <w:sz w:val="28"/>
+                <w:szCs w:val="28"/>
+              </w:rPr>
+              <w:t>Entrega</w:t>
+            </w:r>
+            <w:r>
+              <w:rPr>
+                <w:rFonts w:ascii="Arial Narrow" w:eastAsia="Arial Narrow" w:hAnsi="Arial Narrow" w:cs="Arial Narrow"/>
+                <w:b/>
+                <w:sz w:val="28"/>
+                <w:szCs w:val="28"/>
+              </w:rPr>
+              <w:t xml:space="preserve"> }}</w:t>
             </w:r>
             <w:r>
               <w:rPr>
@@ -1342,15 +1379,6 @@
                 <w:szCs w:val="28"/>
               </w:rPr>
               <w:t xml:space="preserve"> </w:t>
-            </w:r>
-            <w:r>
-              <w:rPr>
-                <w:rFonts w:ascii="Arial Narrow" w:eastAsia="Arial Narrow" w:hAnsi="Arial Narrow" w:cs="Arial Narrow"/>
-                <w:b/>
-                <w:sz w:val="28"/>
-                <w:szCs w:val="28"/>
-              </w:rPr>
-              <w:t>}}</w:t>
             </w:r>
           </w:p>
         </w:tc>

--- a/saque_rp.docx
+++ b/saque_rp.docx
@@ -279,7 +279,37 @@
         <w:rPr>
           <w:rFonts w:ascii="Arial Narrow" w:eastAsia="Arial Narrow" w:hAnsi="Arial Narrow" w:cs="Arial Narrow"/>
         </w:rPr>
-        <w:t xml:space="preserve">CMM </w:t>
+        <w:t>CMM</w:t>
+      </w:r>
+      <w:r>
+        <w:rPr>
+          <w:rFonts w:ascii="Arial Narrow" w:eastAsia="Arial Narrow" w:hAnsi="Arial Narrow" w:cs="Arial Narrow"/>
+        </w:rPr>
+        <w:t xml:space="preserve"> </w:t>
+      </w:r>
+      <w:r>
+        <w:rPr>
+          <w:b/>
+          <w:bCs/>
+          <w:i/>
+          <w:iCs/>
+        </w:rPr>
+        <w:t>\#0,00</w:t>
+      </w:r>
+      <w:r>
+        <w:rPr>
+          <w:rFonts w:ascii="Arial Narrow" w:eastAsia="Arial Narrow" w:hAnsi="Arial Narrow" w:cs="Arial Narrow"/>
+          <w:b/>
+          <w:sz w:val="28"/>
+          <w:szCs w:val="28"/>
+        </w:rPr>
+        <w:t xml:space="preserve"> </w:t>
+      </w:r>
+      <w:r>
+        <w:rPr>
+          <w:rFonts w:ascii="Arial Narrow" w:eastAsia="Arial Narrow" w:hAnsi="Arial Narrow" w:cs="Arial Narrow"/>
+        </w:rPr>
+        <w:t xml:space="preserve"> </w:t>
       </w:r>
       <w:r>
         <w:rPr>
@@ -960,6 +990,24 @@
                 <w:sz w:val="28"/>
                 <w:szCs w:val="28"/>
               </w:rPr>
+              <w:t xml:space="preserve"> </w:t>
+            </w:r>
+            <w:r>
+              <w:rPr>
+                <w:b/>
+                <w:bCs/>
+                <w:i/>
+                <w:iCs/>
+              </w:rPr>
+              <w:t>\#0,00</w:t>
+            </w:r>
+            <w:r>
+              <w:rPr>
+                <w:rFonts w:ascii="Arial Narrow" w:eastAsia="Arial Narrow" w:hAnsi="Arial Narrow" w:cs="Arial Narrow"/>
+                <w:b/>
+                <w:sz w:val="28"/>
+                <w:szCs w:val="28"/>
+              </w:rPr>
               <w:t xml:space="preserve"> }}</w:t>
             </w:r>
           </w:p>
@@ -1526,7 +1574,7 @@
     </w:p>
     <w:p/>
     <w:sectPr>
-      <w:footerReference w:type="default" r:id="rId7"/>
+      <w:footerReference w:type="default" r:id="rId8"/>
       <w:pgSz w:w="11906" w:h="16838"/>
       <w:pgMar w:top="567" w:right="848" w:bottom="1134" w:left="993" w:header="720" w:footer="195" w:gutter="0"/>
       <w:pgNumType w:start="1"/>
@@ -3011,4 +3059,16 @@
     </a:ext>
   </a:extLst>
 </a:theme>
+</file>
+
+<file path=customXml/item1.xml><?xml version="1.0" encoding="utf-8"?>
+<b:Sources xmlns:b="http://schemas.openxmlformats.org/officeDocument/2006/bibliography" xmlns="http://schemas.openxmlformats.org/officeDocument/2006/bibliography" SelectedStyle="\APASixthEditionOfficeOnline.xsl" StyleName="APA" Version="6"/>
+</file>
+
+<file path=customXml/itemProps1.xml><?xml version="1.0" encoding="utf-8"?>
+<ds:datastoreItem xmlns:ds="http://schemas.openxmlformats.org/officeDocument/2006/customXml" ds:itemID="{E197DDE1-0692-4774-ABEA-76EC2F76CA08}">
+  <ds:schemaRefs>
+    <ds:schemaRef ds:uri="http://schemas.openxmlformats.org/officeDocument/2006/bibliography"/>
+  </ds:schemaRefs>
+</ds:datastoreItem>
 </file>
--- a/saque_rp.docx
+++ b/saque_rp.docx
@@ -280,30 +280,6 @@
           <w:rFonts w:ascii="Arial Narrow" w:eastAsia="Arial Narrow" w:hAnsi="Arial Narrow" w:cs="Arial Narrow"/>
         </w:rPr>
         <w:t>CMM</w:t>
-      </w:r>
-      <w:r>
-        <w:rPr>
-          <w:rFonts w:ascii="Arial Narrow" w:eastAsia="Arial Narrow" w:hAnsi="Arial Narrow" w:cs="Arial Narrow"/>
-        </w:rPr>
-        <w:t xml:space="preserve"> </w:t>
-      </w:r>
-      <w:r>
-        <w:rPr>
-          <w:b/>
-          <w:bCs/>
-          <w:i/>
-          <w:iCs/>
-        </w:rPr>
-        <w:t>\#0,00</w:t>
-      </w:r>
-      <w:r>
-        <w:rPr>
-          <w:rFonts w:ascii="Arial Narrow" w:eastAsia="Arial Narrow" w:hAnsi="Arial Narrow" w:cs="Arial Narrow"/>
-          <w:b/>
-          <w:sz w:val="28"/>
-          <w:szCs w:val="28"/>
-        </w:rPr>
-        <w:t xml:space="preserve"> </w:t>
       </w:r>
       <w:r>
         <w:rPr>
@@ -994,21 +970,12 @@
             </w:r>
             <w:r>
               <w:rPr>
-                <w:b/>
-                <w:bCs/>
-                <w:i/>
-                <w:iCs/>
-              </w:rPr>
-              <w:t>\#0,00</w:t>
-            </w:r>
-            <w:r>
-              <w:rPr>
-                <w:rFonts w:ascii="Arial Narrow" w:eastAsia="Arial Narrow" w:hAnsi="Arial Narrow" w:cs="Arial Narrow"/>
-                <w:b/>
-                <w:sz w:val="28"/>
-                <w:szCs w:val="28"/>
-              </w:rPr>
-              <w:t xml:space="preserve"> }}</w:t>
+                <w:rFonts w:ascii="Arial Narrow" w:eastAsia="Arial Narrow" w:hAnsi="Arial Narrow" w:cs="Arial Narrow"/>
+                <w:b/>
+                <w:sz w:val="28"/>
+                <w:szCs w:val="28"/>
+              </w:rPr>
+              <w:t>}}</w:t>
             </w:r>
           </w:p>
         </w:tc>
